--- a/docs/4/uifis/reports/UIFIS_practice-10_report-template.docx
+++ b/docs/4/uifis/reports/UIFIS_practice-10_report-template.docx
@@ -77,6 +77,15 @@
       </w:r>
     </w:p>
     <w:p/>
+    <w:p>
+      <w:r>
+        <w:rPr>
+          <w:b/>
+          <w:sz w:val="24"/>
+        </w:rPr>
+        <w:t>Ход работы</w:t>
+      </w:r>
+    </w:p>
     <w:p>
       <w:r>
         <w:rPr>
@@ -1698,7 +1707,7 @@
           <w:b/>
           <w:sz w:val="24"/>
         </w:rPr>
-        <w:t>Скриншоты</w:t>
+        <w:t>Скриншоты выполнения работы</w:t>
       </w:r>
     </w:p>
     <w:p>
@@ -1822,237 +1831,6 @@
           <w:sz w:val="24"/>
         </w:rPr>
         <w:t>________________________________________________________________________</w:t>
-      </w:r>
-    </w:p>
-    <w:p>
-      <w:r>
-        <w:rPr>
-          <w:b w:val="0"/>
-          <w:sz w:val="24"/>
-        </w:rPr>
-        <w:t>________________________________________________________________________</w:t>
-      </w:r>
-    </w:p>
-    <w:p>
-      <w:r>
-        <w:rPr>
-          <w:b w:val="0"/>
-          <w:sz w:val="24"/>
-        </w:rPr>
-        <w:t>________________________________________________________________________</w:t>
-      </w:r>
-    </w:p>
-    <w:p>
-      <w:r>
-        <w:rPr>
-          <w:b w:val="0"/>
-          <w:sz w:val="24"/>
-        </w:rPr>
-        <w:t>________________________________________________________________________</w:t>
-      </w:r>
-    </w:p>
-    <w:p/>
-    <w:p>
-      <w:r>
-        <w:rPr>
-          <w:b/>
-          <w:sz w:val="24"/>
-        </w:rPr>
-        <w:t>Ответы на контрольные вопросы</w:t>
-      </w:r>
-    </w:p>
-    <w:p>
-      <w:r>
-        <w:rPr>
-          <w:b w:val="0"/>
-          <w:sz w:val="24"/>
-        </w:rPr>
-        <w:t>1. Чем API отличается от прямого доступа к базе данных?</w:t>
-      </w:r>
-    </w:p>
-    <w:p>
-      <w:r>
-        <w:rPr>
-          <w:b w:val="0"/>
-          <w:sz w:val="24"/>
-        </w:rPr>
-        <w:t>________________________________________________________________________</w:t>
-      </w:r>
-    </w:p>
-    <w:p>
-      <w:r>
-        <w:rPr>
-          <w:b w:val="0"/>
-          <w:sz w:val="24"/>
-        </w:rPr>
-        <w:t>________________________________________________________________________</w:t>
-      </w:r>
-    </w:p>
-    <w:p>
-      <w:r>
-        <w:rPr>
-          <w:b w:val="0"/>
-          <w:sz w:val="24"/>
-        </w:rPr>
-        <w:t>________________________________________________________________________</w:t>
-      </w:r>
-    </w:p>
-    <w:p/>
-    <w:p>
-      <w:r>
-        <w:rPr>
-          <w:b w:val="0"/>
-          <w:sz w:val="24"/>
-        </w:rPr>
-        <w:t>2. Зачем нужны коды 400, 404 и 500 и чем они различаются?</w:t>
-      </w:r>
-    </w:p>
-    <w:p>
-      <w:r>
-        <w:rPr>
-          <w:b w:val="0"/>
-          <w:sz w:val="24"/>
-        </w:rPr>
-        <w:t>________________________________________________________________________</w:t>
-      </w:r>
-    </w:p>
-    <w:p>
-      <w:r>
-        <w:rPr>
-          <w:b w:val="0"/>
-          <w:sz w:val="24"/>
-        </w:rPr>
-        <w:t>________________________________________________________________________</w:t>
-      </w:r>
-    </w:p>
-    <w:p>
-      <w:r>
-        <w:rPr>
-          <w:b w:val="0"/>
-          <w:sz w:val="24"/>
-        </w:rPr>
-        <w:t>________________________________________________________________________</w:t>
-      </w:r>
-    </w:p>
-    <w:p/>
-    <w:p>
-      <w:r>
-        <w:rPr>
-          <w:b w:val="0"/>
-          <w:sz w:val="24"/>
-        </w:rPr>
-        <w:t>3. Что такое пагинация и почему клиент должен её поддерживать?</w:t>
-      </w:r>
-    </w:p>
-    <w:p>
-      <w:r>
-        <w:rPr>
-          <w:b w:val="0"/>
-          <w:sz w:val="24"/>
-        </w:rPr>
-        <w:t>________________________________________________________________________</w:t>
-      </w:r>
-    </w:p>
-    <w:p>
-      <w:r>
-        <w:rPr>
-          <w:b w:val="0"/>
-          <w:sz w:val="24"/>
-        </w:rPr>
-        <w:t>________________________________________________________________________</w:t>
-      </w:r>
-    </w:p>
-    <w:p>
-      <w:r>
-        <w:rPr>
-          <w:b w:val="0"/>
-          <w:sz w:val="24"/>
-        </w:rPr>
-        <w:t>________________________________________________________________________</w:t>
-      </w:r>
-    </w:p>
-    <w:p/>
-    <w:p>
-      <w:r>
-        <w:rPr>
-          <w:b w:val="0"/>
-          <w:sz w:val="24"/>
-        </w:rPr>
-        <w:t>4. Почему повтор запроса на создание требует ключа идемпотентности?</w:t>
-      </w:r>
-    </w:p>
-    <w:p>
-      <w:r>
-        <w:rPr>
-          <w:b w:val="0"/>
-          <w:sz w:val="24"/>
-        </w:rPr>
-        <w:t>________________________________________________________________________</w:t>
-      </w:r>
-    </w:p>
-    <w:p>
-      <w:r>
-        <w:rPr>
-          <w:b w:val="0"/>
-          <w:sz w:val="24"/>
-        </w:rPr>
-        <w:t>________________________________________________________________________</w:t>
-      </w:r>
-    </w:p>
-    <w:p>
-      <w:r>
-        <w:rPr>
-          <w:b w:val="0"/>
-          <w:sz w:val="24"/>
-        </w:rPr>
-        <w:t>________________________________________________________________________</w:t>
-      </w:r>
-    </w:p>
-    <w:p/>
-    <w:p>
-      <w:r>
-        <w:rPr>
-          <w:b w:val="0"/>
-          <w:sz w:val="24"/>
-        </w:rPr>
-        <w:t>5. Какие поля ответа нельзя писать в журнал?</w:t>
-      </w:r>
-    </w:p>
-    <w:p>
-      <w:r>
-        <w:rPr>
-          <w:b w:val="0"/>
-          <w:sz w:val="24"/>
-        </w:rPr>
-        <w:t>________________________________________________________________________</w:t>
-      </w:r>
-    </w:p>
-    <w:p>
-      <w:r>
-        <w:rPr>
-          <w:b w:val="0"/>
-          <w:sz w:val="24"/>
-        </w:rPr>
-        <w:t>________________________________________________________________________</w:t>
-      </w:r>
-    </w:p>
-    <w:p>
-      <w:r>
-        <w:rPr>
-          <w:b w:val="0"/>
-          <w:sz w:val="24"/>
-        </w:rPr>
-        <w:t>________________________________________________________________________</w:t>
-      </w:r>
-    </w:p>
-    <w:p/>
-    <w:p>
-      <w:r>
-        <w:rPr>
-          <w:b w:val="0"/>
-          <w:sz w:val="24"/>
-        </w:rPr>
-        <w:t>6. Чем проверка в Postman отличается от проверки в коде клиента?</w:t>
       </w:r>
     </w:p>
     <w:p>

--- a/docs/4/uifis/reports/UIFIS_practice-10_report-template.docx
+++ b/docs/4/uifis/reports/UIFIS_practice-10_report-template.docx
@@ -4,10 +4,13 @@
   <w:body>
     <w:p>
       <w:pPr>
+        <w:spacing w:line="360" w:lineRule="auto" w:before="0" w:after="0"/>
+        <w:ind w:firstLine="0"/>
         <w:jc w:val="center"/>
       </w:pPr>
       <w:r>
         <w:rPr>
+          <w:rFonts w:ascii="Times New Roman" w:hAnsi="Times New Roman" w:eastAsia="Times New Roman" w:cs="Times New Roman"/>
           <w:b/>
           <w:sz w:val="28"/>
         </w:rPr>
@@ -16,81 +19,129 @@
     </w:p>
     <w:p>
       <w:pPr>
+        <w:spacing w:line="360" w:lineRule="auto" w:before="0" w:after="0"/>
+        <w:ind w:firstLine="0"/>
         <w:jc w:val="center"/>
       </w:pPr>
       <w:r>
         <w:rPr>
+          <w:rFonts w:ascii="Times New Roman" w:hAnsi="Times New Roman" w:eastAsia="Times New Roman" w:cs="Times New Roman"/>
           <w:b/>
-          <w:sz w:val="26"/>
+          <w:sz w:val="28"/>
         </w:rPr>
         <w:t>Отчёт по практической работе 10</w:t>
       </w:r>
     </w:p>
     <w:p>
       <w:pPr>
+        <w:spacing w:line="360" w:lineRule="auto" w:before="0" w:after="0"/>
+        <w:ind w:firstLine="0"/>
         <w:jc w:val="center"/>
       </w:pPr>
       <w:r>
         <w:rPr>
+          <w:rFonts w:ascii="Times New Roman" w:hAnsi="Times New Roman" w:eastAsia="Times New Roman" w:cs="Times New Roman"/>
           <w:b w:val="0"/>
-          <w:sz w:val="24"/>
+          <w:sz w:val="28"/>
         </w:rPr>
         <w:t>Тема: Работа с веб-API информационной системы</w:t>
       </w:r>
     </w:p>
     <w:p/>
     <w:p>
+      <w:pPr>
+        <w:spacing w:line="360" w:lineRule="auto" w:before="0" w:after="0"/>
+        <w:ind w:firstLine="0"/>
+        <w:jc w:val="left"/>
+      </w:pPr>
       <w:r>
         <w:rPr>
+          <w:rFonts w:ascii="Times New Roman" w:hAnsi="Times New Roman" w:eastAsia="Times New Roman" w:cs="Times New Roman"/>
           <w:b w:val="0"/>
-          <w:sz w:val="24"/>
+          <w:sz w:val="28"/>
         </w:rPr>
         <w:t>ФИО студента: ______________________________________</w:t>
       </w:r>
     </w:p>
     <w:p>
+      <w:pPr>
+        <w:spacing w:line="360" w:lineRule="auto" w:before="0" w:after="0"/>
+        <w:ind w:firstLine="0"/>
+        <w:jc w:val="left"/>
+      </w:pPr>
       <w:r>
         <w:rPr>
+          <w:rFonts w:ascii="Times New Roman" w:hAnsi="Times New Roman" w:eastAsia="Times New Roman" w:cs="Times New Roman"/>
           <w:b w:val="0"/>
-          <w:sz w:val="24"/>
+          <w:sz w:val="28"/>
         </w:rPr>
         <w:t>Группа: ______________________  Дата: _______________</w:t>
       </w:r>
     </w:p>
     <w:p/>
     <w:p>
+      <w:pPr>
+        <w:pStyle w:val="Heading1"/>
+        <w:keepNext/>
+        <w:keepLines/>
+        <w:spacing w:line="240" w:lineRule="auto" w:before="240" w:after="0"/>
+        <w:ind w:firstLine="0" w:left="0"/>
+        <w:jc w:val="both"/>
+      </w:pPr>
       <w:r>
         <w:rPr>
-          <w:b/>
-          <w:sz w:val="24"/>
+          <w:rFonts w:ascii="Times New Roman" w:hAnsi="Times New Roman" w:eastAsia="Times New Roman" w:cs="Times New Roman"/>
+          <w:b w:val="0"/>
+          <w:sz w:val="28"/>
         </w:rPr>
         <w:t>Цель работы</w:t>
       </w:r>
     </w:p>
     <w:p>
+      <w:pPr>
+        <w:spacing w:line="360" w:lineRule="auto" w:before="0" w:after="0"/>
+        <w:ind w:firstLine="709"/>
+        <w:jc w:val="both"/>
+      </w:pPr>
       <w:r>
         <w:rPr>
+          <w:rFonts w:ascii="Times New Roman" w:hAnsi="Times New Roman" w:eastAsia="Times New Roman" w:cs="Times New Roman"/>
           <w:b w:val="0"/>
-          <w:sz w:val="24"/>
+          <w:sz w:val="28"/>
         </w:rPr>
         <w:t>Запустить учебный веб-сервис, проверить его запросы в Postman и написать клиент на Python, который читает страницы, обрабатывает ошибки и сохраняет данные. Сверить результаты двух инструментов и оформить отчёт.</w:t>
       </w:r>
     </w:p>
     <w:p/>
     <w:p>
+      <w:pPr>
+        <w:pStyle w:val="Heading1"/>
+        <w:keepNext/>
+        <w:keepLines/>
+        <w:spacing w:line="240" w:lineRule="auto" w:before="240" w:after="0"/>
+        <w:ind w:firstLine="0" w:left="0"/>
+        <w:jc w:val="both"/>
+      </w:pPr>
       <w:r>
         <w:rPr>
-          <w:b/>
-          <w:sz w:val="24"/>
+          <w:rFonts w:ascii="Times New Roman" w:hAnsi="Times New Roman" w:eastAsia="Times New Roman" w:cs="Times New Roman"/>
+          <w:b w:val="0"/>
+          <w:sz w:val="28"/>
         </w:rPr>
         <w:t>Ход работы</w:t>
       </w:r>
     </w:p>
     <w:p>
+      <w:pPr>
+        <w:spacing w:line="360" w:lineRule="auto" w:before="0" w:after="0"/>
+        <w:ind w:firstLine="709"/>
+        <w:jc w:val="both"/>
+      </w:pPr>
       <w:r>
         <w:rPr>
+          <w:rFonts w:ascii="Times New Roman" w:hAnsi="Times New Roman" w:eastAsia="Times New Roman" w:cs="Times New Roman"/>
           <w:b/>
-          <w:sz w:val="24"/>
+          <w:sz w:val="28"/>
         </w:rPr>
         <w:t>Контракт учебного API</w:t>
       </w:r>
@@ -99,6 +150,7 @@
       <w:tblPr>
         <w:tblStyle w:val="TableGrid"/>
         <w:tblW w:type="auto" w:w="0"/>
+        <w:tblLayout w:type="autofit"/>
         <w:tblLook w:firstColumn="1" w:firstRow="1" w:lastColumn="0" w:lastRow="0" w:noHBand="0" w:noVBand="1" w:val="04A0"/>
       </w:tblPr>
       <w:tblGrid>
@@ -113,9 +165,16 @@
             <w:tcW w:type="dxa" w:w="2160"/>
           </w:tcPr>
           <w:p>
+            <w:pPr>
+              <w:spacing w:line="360" w:lineRule="auto" w:before="0" w:after="0"/>
+              <w:ind w:firstLine="0"/>
+              <w:jc w:val="center"/>
+            </w:pPr>
             <w:r>
               <w:rPr>
-                <w:sz w:val="18"/>
+                <w:rFonts w:ascii="Times New Roman" w:hAnsi="Times New Roman" w:eastAsia="Times New Roman" w:cs="Times New Roman"/>
+                <w:b/>
+                <w:sz w:val="22"/>
               </w:rPr>
               <w:t>Метод</w:t>
             </w:r>
@@ -126,9 +185,16 @@
             <w:tcW w:type="dxa" w:w="2160"/>
           </w:tcPr>
           <w:p>
+            <w:pPr>
+              <w:spacing w:line="360" w:lineRule="auto" w:before="0" w:after="0"/>
+              <w:ind w:firstLine="0"/>
+              <w:jc w:val="center"/>
+            </w:pPr>
             <w:r>
               <w:rPr>
-                <w:sz w:val="18"/>
+                <w:rFonts w:ascii="Times New Roman" w:hAnsi="Times New Roman" w:eastAsia="Times New Roman" w:cs="Times New Roman"/>
+                <w:b/>
+                <w:sz w:val="22"/>
               </w:rPr>
               <w:t>Путь</w:t>
             </w:r>
@@ -139,9 +205,16 @@
             <w:tcW w:type="dxa" w:w="2160"/>
           </w:tcPr>
           <w:p>
+            <w:pPr>
+              <w:spacing w:line="360" w:lineRule="auto" w:before="0" w:after="0"/>
+              <w:ind w:firstLine="0"/>
+              <w:jc w:val="center"/>
+            </w:pPr>
             <w:r>
               <w:rPr>
-                <w:sz w:val="18"/>
+                <w:rFonts w:ascii="Times New Roman" w:hAnsi="Times New Roman" w:eastAsia="Times New Roman" w:cs="Times New Roman"/>
+                <w:b/>
+                <w:sz w:val="22"/>
               </w:rPr>
               <w:t>Код</w:t>
             </w:r>
@@ -152,9 +225,16 @@
             <w:tcW w:type="dxa" w:w="2160"/>
           </w:tcPr>
           <w:p>
+            <w:pPr>
+              <w:spacing w:line="360" w:lineRule="auto" w:before="0" w:after="0"/>
+              <w:ind w:firstLine="0"/>
+              <w:jc w:val="center"/>
+            </w:pPr>
             <w:r>
               <w:rPr>
-                <w:sz w:val="18"/>
+                <w:rFonts w:ascii="Times New Roman" w:hAnsi="Times New Roman" w:eastAsia="Times New Roman" w:cs="Times New Roman"/>
+                <w:b/>
+                <w:sz w:val="22"/>
               </w:rPr>
               <w:t>Назначение</w:t>
             </w:r>
@@ -167,9 +247,16 @@
             <w:tcW w:type="dxa" w:w="2160"/>
           </w:tcPr>
           <w:p>
+            <w:pPr>
+              <w:spacing w:line="360" w:lineRule="auto" w:before="0" w:after="0"/>
+              <w:ind w:firstLine="0"/>
+              <w:jc w:val="both"/>
+            </w:pPr>
             <w:r>
               <w:rPr>
-                <w:sz w:val="18"/>
+                <w:rFonts w:ascii="Times New Roman" w:hAnsi="Times New Roman" w:eastAsia="Times New Roman" w:cs="Times New Roman"/>
+                <w:b w:val="0"/>
+                <w:sz w:val="22"/>
               </w:rPr>
               <w:t>GET</w:t>
             </w:r>
@@ -180,9 +267,16 @@
             <w:tcW w:type="dxa" w:w="2160"/>
           </w:tcPr>
           <w:p>
+            <w:pPr>
+              <w:spacing w:line="360" w:lineRule="auto" w:before="0" w:after="0"/>
+              <w:ind w:firstLine="0"/>
+              <w:jc w:val="both"/>
+            </w:pPr>
             <w:r>
               <w:rPr>
-                <w:sz w:val="18"/>
+                <w:rFonts w:ascii="Times New Roman" w:hAnsi="Times New Roman" w:eastAsia="Times New Roman" w:cs="Times New Roman"/>
+                <w:b w:val="0"/>
+                <w:sz w:val="22"/>
               </w:rPr>
               <w:t>/api/students?group=&amp;limit=&amp;offset=</w:t>
             </w:r>
@@ -193,9 +287,16 @@
             <w:tcW w:type="dxa" w:w="2160"/>
           </w:tcPr>
           <w:p>
+            <w:pPr>
+              <w:spacing w:line="360" w:lineRule="auto" w:before="0" w:after="0"/>
+              <w:ind w:firstLine="0"/>
+              <w:jc w:val="both"/>
+            </w:pPr>
             <w:r>
               <w:rPr>
-                <w:sz w:val="18"/>
+                <w:rFonts w:ascii="Times New Roman" w:hAnsi="Times New Roman" w:eastAsia="Times New Roman" w:cs="Times New Roman"/>
+                <w:b w:val="0"/>
+                <w:sz w:val="22"/>
               </w:rPr>
               <w:t>200</w:t>
             </w:r>
@@ -206,9 +307,16 @@
             <w:tcW w:type="dxa" w:w="2160"/>
           </w:tcPr>
           <w:p>
+            <w:pPr>
+              <w:spacing w:line="360" w:lineRule="auto" w:before="0" w:after="0"/>
+              <w:ind w:firstLine="0"/>
+              <w:jc w:val="both"/>
+            </w:pPr>
             <w:r>
               <w:rPr>
-                <w:sz w:val="18"/>
+                <w:rFonts w:ascii="Times New Roman" w:hAnsi="Times New Roman" w:eastAsia="Times New Roman" w:cs="Times New Roman"/>
+                <w:b w:val="0"/>
+                <w:sz w:val="22"/>
               </w:rPr>
               <w:t>Список студентов с пагинацией</w:t>
             </w:r>
@@ -221,9 +329,16 @@
             <w:tcW w:type="dxa" w:w="2160"/>
           </w:tcPr>
           <w:p>
+            <w:pPr>
+              <w:spacing w:line="360" w:lineRule="auto" w:before="0" w:after="0"/>
+              <w:ind w:firstLine="0"/>
+              <w:jc w:val="both"/>
+            </w:pPr>
             <w:r>
               <w:rPr>
-                <w:sz w:val="18"/>
+                <w:rFonts w:ascii="Times New Roman" w:hAnsi="Times New Roman" w:eastAsia="Times New Roman" w:cs="Times New Roman"/>
+                <w:b w:val="0"/>
+                <w:sz w:val="22"/>
               </w:rPr>
               <w:t>GET</w:t>
             </w:r>
@@ -234,9 +349,16 @@
             <w:tcW w:type="dxa" w:w="2160"/>
           </w:tcPr>
           <w:p>
+            <w:pPr>
+              <w:spacing w:line="360" w:lineRule="auto" w:before="0" w:after="0"/>
+              <w:ind w:firstLine="0"/>
+              <w:jc w:val="both"/>
+            </w:pPr>
             <w:r>
               <w:rPr>
-                <w:sz w:val="18"/>
+                <w:rFonts w:ascii="Times New Roman" w:hAnsi="Times New Roman" w:eastAsia="Times New Roman" w:cs="Times New Roman"/>
+                <w:b w:val="0"/>
+                <w:sz w:val="22"/>
               </w:rPr>
               <w:t>/api/students/{id}</w:t>
             </w:r>
@@ -247,9 +369,16 @@
             <w:tcW w:type="dxa" w:w="2160"/>
           </w:tcPr>
           <w:p>
+            <w:pPr>
+              <w:spacing w:line="360" w:lineRule="auto" w:before="0" w:after="0"/>
+              <w:ind w:firstLine="0"/>
+              <w:jc w:val="both"/>
+            </w:pPr>
             <w:r>
               <w:rPr>
-                <w:sz w:val="18"/>
+                <w:rFonts w:ascii="Times New Roman" w:hAnsi="Times New Roman" w:eastAsia="Times New Roman" w:cs="Times New Roman"/>
+                <w:b w:val="0"/>
+                <w:sz w:val="22"/>
               </w:rPr>
               <w:t>200/404</w:t>
             </w:r>
@@ -260,9 +389,16 @@
             <w:tcW w:type="dxa" w:w="2160"/>
           </w:tcPr>
           <w:p>
+            <w:pPr>
+              <w:spacing w:line="360" w:lineRule="auto" w:before="0" w:after="0"/>
+              <w:ind w:firstLine="0"/>
+              <w:jc w:val="both"/>
+            </w:pPr>
             <w:r>
               <w:rPr>
-                <w:sz w:val="18"/>
+                <w:rFonts w:ascii="Times New Roman" w:hAnsi="Times New Roman" w:eastAsia="Times New Roman" w:cs="Times New Roman"/>
+                <w:b w:val="0"/>
+                <w:sz w:val="22"/>
               </w:rPr>
               <w:t>Карточка студента или ошибка</w:t>
             </w:r>
@@ -275,9 +411,16 @@
             <w:tcW w:type="dxa" w:w="2160"/>
           </w:tcPr>
           <w:p>
+            <w:pPr>
+              <w:spacing w:line="360" w:lineRule="auto" w:before="0" w:after="0"/>
+              <w:ind w:firstLine="0"/>
+              <w:jc w:val="both"/>
+            </w:pPr>
             <w:r>
               <w:rPr>
-                <w:sz w:val="18"/>
+                <w:rFonts w:ascii="Times New Roman" w:hAnsi="Times New Roman" w:eastAsia="Times New Roman" w:cs="Times New Roman"/>
+                <w:b w:val="0"/>
+                <w:sz w:val="22"/>
               </w:rPr>
               <w:t>POST</w:t>
             </w:r>
@@ -288,9 +431,16 @@
             <w:tcW w:type="dxa" w:w="2160"/>
           </w:tcPr>
           <w:p>
+            <w:pPr>
+              <w:spacing w:line="360" w:lineRule="auto" w:before="0" w:after="0"/>
+              <w:ind w:firstLine="0"/>
+              <w:jc w:val="both"/>
+            </w:pPr>
             <w:r>
               <w:rPr>
-                <w:sz w:val="18"/>
+                <w:rFonts w:ascii="Times New Roman" w:hAnsi="Times New Roman" w:eastAsia="Times New Roman" w:cs="Times New Roman"/>
+                <w:b w:val="0"/>
+                <w:sz w:val="22"/>
               </w:rPr>
               <w:t>/api/students</w:t>
             </w:r>
@@ -301,9 +451,16 @@
             <w:tcW w:type="dxa" w:w="2160"/>
           </w:tcPr>
           <w:p>
+            <w:pPr>
+              <w:spacing w:line="360" w:lineRule="auto" w:before="0" w:after="0"/>
+              <w:ind w:firstLine="0"/>
+              <w:jc w:val="both"/>
+            </w:pPr>
             <w:r>
               <w:rPr>
-                <w:sz w:val="18"/>
+                <w:rFonts w:ascii="Times New Roman" w:hAnsi="Times New Roman" w:eastAsia="Times New Roman" w:cs="Times New Roman"/>
+                <w:b w:val="0"/>
+                <w:sz w:val="22"/>
               </w:rPr>
               <w:t>201/400</w:t>
             </w:r>
@@ -314,9 +471,16 @@
             <w:tcW w:type="dxa" w:w="2160"/>
           </w:tcPr>
           <w:p>
+            <w:pPr>
+              <w:spacing w:line="360" w:lineRule="auto" w:before="0" w:after="0"/>
+              <w:ind w:firstLine="0"/>
+              <w:jc w:val="both"/>
+            </w:pPr>
             <w:r>
               <w:rPr>
-                <w:sz w:val="18"/>
+                <w:rFonts w:ascii="Times New Roman" w:hAnsi="Times New Roman" w:eastAsia="Times New Roman" w:cs="Times New Roman"/>
+                <w:b w:val="0"/>
+                <w:sz w:val="22"/>
               </w:rPr>
               <w:t>Создать студента с валидацией</w:t>
             </w:r>
@@ -329,9 +493,16 @@
             <w:tcW w:type="dxa" w:w="2160"/>
           </w:tcPr>
           <w:p>
+            <w:pPr>
+              <w:spacing w:line="360" w:lineRule="auto" w:before="0" w:after="0"/>
+              <w:ind w:firstLine="0"/>
+              <w:jc w:val="both"/>
+            </w:pPr>
             <w:r>
               <w:rPr>
-                <w:sz w:val="18"/>
+                <w:rFonts w:ascii="Times New Roman" w:hAnsi="Times New Roman" w:eastAsia="Times New Roman" w:cs="Times New Roman"/>
+                <w:b w:val="0"/>
+                <w:sz w:val="22"/>
               </w:rPr>
               <w:t>GET</w:t>
             </w:r>
@@ -342,9 +513,16 @@
             <w:tcW w:type="dxa" w:w="2160"/>
           </w:tcPr>
           <w:p>
+            <w:pPr>
+              <w:spacing w:line="360" w:lineRule="auto" w:before="0" w:after="0"/>
+              <w:ind w:firstLine="0"/>
+              <w:jc w:val="both"/>
+            </w:pPr>
             <w:r>
               <w:rPr>
-                <w:sz w:val="18"/>
+                <w:rFonts w:ascii="Times New Roman" w:hAnsi="Times New Roman" w:eastAsia="Times New Roman" w:cs="Times New Roman"/>
+                <w:b w:val="0"/>
+                <w:sz w:val="22"/>
               </w:rPr>
               <w:t>/api/error</w:t>
             </w:r>
@@ -355,9 +533,16 @@
             <w:tcW w:type="dxa" w:w="2160"/>
           </w:tcPr>
           <w:p>
+            <w:pPr>
+              <w:spacing w:line="360" w:lineRule="auto" w:before="0" w:after="0"/>
+              <w:ind w:firstLine="0"/>
+              <w:jc w:val="both"/>
+            </w:pPr>
             <w:r>
               <w:rPr>
-                <w:sz w:val="18"/>
+                <w:rFonts w:ascii="Times New Roman" w:hAnsi="Times New Roman" w:eastAsia="Times New Roman" w:cs="Times New Roman"/>
+                <w:b w:val="0"/>
+                <w:sz w:val="22"/>
               </w:rPr>
               <w:t>500</w:t>
             </w:r>
@@ -368,9 +553,16 @@
             <w:tcW w:type="dxa" w:w="2160"/>
           </w:tcPr>
           <w:p>
+            <w:pPr>
+              <w:spacing w:line="360" w:lineRule="auto" w:before="0" w:after="0"/>
+              <w:ind w:firstLine="0"/>
+              <w:jc w:val="both"/>
+            </w:pPr>
             <w:r>
               <w:rPr>
-                <w:sz w:val="18"/>
+                <w:rFonts w:ascii="Times New Roman" w:hAnsi="Times New Roman" w:eastAsia="Times New Roman" w:cs="Times New Roman"/>
+                <w:b w:val="0"/>
+                <w:sz w:val="22"/>
               </w:rPr>
               <w:t>Учебная ошибка сервера</w:t>
             </w:r>
@@ -383,9 +575,16 @@
             <w:tcW w:type="dxa" w:w="2160"/>
           </w:tcPr>
           <w:p>
+            <w:pPr>
+              <w:spacing w:line="360" w:lineRule="auto" w:before="0" w:after="0"/>
+              <w:ind w:firstLine="0"/>
+              <w:jc w:val="both"/>
+            </w:pPr>
             <w:r>
               <w:rPr>
-                <w:sz w:val="18"/>
+                <w:rFonts w:ascii="Times New Roman" w:hAnsi="Times New Roman" w:eastAsia="Times New Roman" w:cs="Times New Roman"/>
+                <w:b w:val="0"/>
+                <w:sz w:val="22"/>
               </w:rPr>
               <w:t>GET</w:t>
             </w:r>
@@ -396,9 +595,16 @@
             <w:tcW w:type="dxa" w:w="2160"/>
           </w:tcPr>
           <w:p>
+            <w:pPr>
+              <w:spacing w:line="360" w:lineRule="auto" w:before="0" w:after="0"/>
+              <w:ind w:firstLine="0"/>
+              <w:jc w:val="both"/>
+            </w:pPr>
             <w:r>
               <w:rPr>
-                <w:sz w:val="18"/>
+                <w:rFonts w:ascii="Times New Roman" w:hAnsi="Times New Roman" w:eastAsia="Times New Roman" w:cs="Times New Roman"/>
+                <w:b w:val="0"/>
+                <w:sz w:val="22"/>
               </w:rPr>
               <w:t>/health.json</w:t>
             </w:r>
@@ -409,9 +615,16 @@
             <w:tcW w:type="dxa" w:w="2160"/>
           </w:tcPr>
           <w:p>
+            <w:pPr>
+              <w:spacing w:line="360" w:lineRule="auto" w:before="0" w:after="0"/>
+              <w:ind w:firstLine="0"/>
+              <w:jc w:val="both"/>
+            </w:pPr>
             <w:r>
               <w:rPr>
-                <w:sz w:val="18"/>
+                <w:rFonts w:ascii="Times New Roman" w:hAnsi="Times New Roman" w:eastAsia="Times New Roman" w:cs="Times New Roman"/>
+                <w:b w:val="0"/>
+                <w:sz w:val="22"/>
               </w:rPr>
               <w:t>200</w:t>
             </w:r>
@@ -422,9 +635,16 @@
             <w:tcW w:type="dxa" w:w="2160"/>
           </w:tcPr>
           <w:p>
+            <w:pPr>
+              <w:spacing w:line="360" w:lineRule="auto" w:before="0" w:after="0"/>
+              <w:ind w:firstLine="0"/>
+              <w:jc w:val="both"/>
+            </w:pPr>
             <w:r>
               <w:rPr>
-                <w:sz w:val="18"/>
+                <w:rFonts w:ascii="Times New Roman" w:hAnsi="Times New Roman" w:eastAsia="Times New Roman" w:cs="Times New Roman"/>
+                <w:b w:val="0"/>
+                <w:sz w:val="22"/>
               </w:rPr>
               <w:t>Состояние сервиса</w:t>
             </w:r>
@@ -434,10 +654,16 @@
     </w:tbl>
     <w:p/>
     <w:p>
+      <w:pPr>
+        <w:spacing w:line="360" w:lineRule="auto" w:before="0" w:after="0"/>
+        <w:ind w:firstLine="709"/>
+        <w:jc w:val="both"/>
+      </w:pPr>
       <w:r>
         <w:rPr>
+          <w:rFonts w:ascii="Times New Roman" w:hAnsi="Times New Roman" w:eastAsia="Times New Roman" w:cs="Times New Roman"/>
           <w:b/>
-          <w:sz w:val="24"/>
+          <w:sz w:val="28"/>
         </w:rPr>
         <w:t>Проверки Postman</w:t>
       </w:r>
@@ -446,6 +672,7 @@
       <w:tblPr>
         <w:tblStyle w:val="TableGrid"/>
         <w:tblW w:type="auto" w:w="0"/>
+        <w:tblLayout w:type="autofit"/>
         <w:tblLook w:firstColumn="1" w:firstRow="1" w:lastColumn="0" w:lastRow="0" w:noHBand="0" w:noVBand="1" w:val="04A0"/>
       </w:tblPr>
       <w:tblGrid>
@@ -460,9 +687,16 @@
             <w:tcW w:type="dxa" w:w="2160"/>
           </w:tcPr>
           <w:p>
+            <w:pPr>
+              <w:spacing w:line="360" w:lineRule="auto" w:before="0" w:after="0"/>
+              <w:ind w:firstLine="0"/>
+              <w:jc w:val="center"/>
+            </w:pPr>
             <w:r>
               <w:rPr>
-                <w:sz w:val="18"/>
+                <w:rFonts w:ascii="Times New Roman" w:hAnsi="Times New Roman" w:eastAsia="Times New Roman" w:cs="Times New Roman"/>
+                <w:b/>
+                <w:sz w:val="22"/>
               </w:rPr>
               <w:t>Проверка</w:t>
             </w:r>
@@ -473,9 +707,16 @@
             <w:tcW w:type="dxa" w:w="2160"/>
           </w:tcPr>
           <w:p>
+            <w:pPr>
+              <w:spacing w:line="360" w:lineRule="auto" w:before="0" w:after="0"/>
+              <w:ind w:firstLine="0"/>
+              <w:jc w:val="center"/>
+            </w:pPr>
             <w:r>
               <w:rPr>
-                <w:sz w:val="18"/>
+                <w:rFonts w:ascii="Times New Roman" w:hAnsi="Times New Roman" w:eastAsia="Times New Roman" w:cs="Times New Roman"/>
+                <w:b/>
+                <w:sz w:val="22"/>
               </w:rPr>
               <w:t>Запрос</w:t>
             </w:r>
@@ -486,9 +727,16 @@
             <w:tcW w:type="dxa" w:w="2160"/>
           </w:tcPr>
           <w:p>
+            <w:pPr>
+              <w:spacing w:line="360" w:lineRule="auto" w:before="0" w:after="0"/>
+              <w:ind w:firstLine="0"/>
+              <w:jc w:val="center"/>
+            </w:pPr>
             <w:r>
               <w:rPr>
-                <w:sz w:val="18"/>
+                <w:rFonts w:ascii="Times New Roman" w:hAnsi="Times New Roman" w:eastAsia="Times New Roman" w:cs="Times New Roman"/>
+                <w:b/>
+                <w:sz w:val="22"/>
               </w:rPr>
               <w:t>Ожидаемый результат</w:t>
             </w:r>
@@ -499,9 +747,16 @@
             <w:tcW w:type="dxa" w:w="2160"/>
           </w:tcPr>
           <w:p>
+            <w:pPr>
+              <w:spacing w:line="360" w:lineRule="auto" w:before="0" w:after="0"/>
+              <w:ind w:firstLine="0"/>
+              <w:jc w:val="center"/>
+            </w:pPr>
             <w:r>
               <w:rPr>
-                <w:sz w:val="18"/>
+                <w:rFonts w:ascii="Times New Roman" w:hAnsi="Times New Roman" w:eastAsia="Times New Roman" w:cs="Times New Roman"/>
+                <w:b/>
+                <w:sz w:val="22"/>
               </w:rPr>
               <w:t>Факт</w:t>
             </w:r>
@@ -514,9 +769,16 @@
             <w:tcW w:type="dxa" w:w="2160"/>
           </w:tcPr>
           <w:p>
+            <w:pPr>
+              <w:spacing w:line="360" w:lineRule="auto" w:before="0" w:after="0"/>
+              <w:ind w:firstLine="0"/>
+              <w:jc w:val="both"/>
+            </w:pPr>
             <w:r>
               <w:rPr>
-                <w:sz w:val="18"/>
+                <w:rFonts w:ascii="Times New Roman" w:hAnsi="Times New Roman" w:eastAsia="Times New Roman" w:cs="Times New Roman"/>
+                <w:b w:val="0"/>
+                <w:sz w:val="22"/>
               </w:rPr>
               <w:t>Список</w:t>
             </w:r>
@@ -527,9 +789,16 @@
             <w:tcW w:type="dxa" w:w="2160"/>
           </w:tcPr>
           <w:p>
+            <w:pPr>
+              <w:spacing w:line="360" w:lineRule="auto" w:before="0" w:after="0"/>
+              <w:ind w:firstLine="0"/>
+              <w:jc w:val="both"/>
+            </w:pPr>
             <w:r>
               <w:rPr>
-                <w:sz w:val="18"/>
+                <w:rFonts w:ascii="Times New Roman" w:hAnsi="Times New Roman" w:eastAsia="Times New Roman" w:cs="Times New Roman"/>
+                <w:b w:val="0"/>
+                <w:sz w:val="22"/>
               </w:rPr>
               <w:t>GET /api/students</w:t>
             </w:r>
@@ -540,9 +809,16 @@
             <w:tcW w:type="dxa" w:w="2160"/>
           </w:tcPr>
           <w:p>
+            <w:pPr>
+              <w:spacing w:line="360" w:lineRule="auto" w:before="0" w:after="0"/>
+              <w:ind w:firstLine="0"/>
+              <w:jc w:val="both"/>
+            </w:pPr>
             <w:r>
               <w:rPr>
-                <w:sz w:val="18"/>
+                <w:rFonts w:ascii="Times New Roman" w:hAnsi="Times New Roman" w:eastAsia="Times New Roman" w:cs="Times New Roman"/>
+                <w:b w:val="0"/>
+                <w:sz w:val="22"/>
               </w:rPr>
               <w:t>200, items не пуст, есть count и next</w:t>
             </w:r>
@@ -552,7 +828,13 @@
           <w:tcPr>
             <w:tcW w:type="dxa" w:w="2160"/>
           </w:tcPr>
-          <w:p/>
+          <w:p>
+            <w:pPr>
+              <w:spacing w:line="360" w:lineRule="auto" w:before="0" w:after="0"/>
+              <w:ind w:firstLine="0"/>
+              <w:jc w:val="both"/>
+            </w:pPr>
+          </w:p>
         </w:tc>
       </w:tr>
       <w:tr>
@@ -561,9 +843,16 @@
             <w:tcW w:type="dxa" w:w="2160"/>
           </w:tcPr>
           <w:p>
+            <w:pPr>
+              <w:spacing w:line="360" w:lineRule="auto" w:before="0" w:after="0"/>
+              <w:ind w:firstLine="0"/>
+              <w:jc w:val="both"/>
+            </w:pPr>
             <w:r>
               <w:rPr>
-                <w:sz w:val="18"/>
+                <w:rFonts w:ascii="Times New Roman" w:hAnsi="Times New Roman" w:eastAsia="Times New Roman" w:cs="Times New Roman"/>
+                <w:b w:val="0"/>
+                <w:sz w:val="22"/>
               </w:rPr>
               <w:t>Фильтр</w:t>
             </w:r>
@@ -574,9 +863,16 @@
             <w:tcW w:type="dxa" w:w="2160"/>
           </w:tcPr>
           <w:p>
+            <w:pPr>
+              <w:spacing w:line="360" w:lineRule="auto" w:before="0" w:after="0"/>
+              <w:ind w:firstLine="0"/>
+              <w:jc w:val="both"/>
+            </w:pPr>
             <w:r>
               <w:rPr>
-                <w:sz w:val="18"/>
+                <w:rFonts w:ascii="Times New Roman" w:hAnsi="Times New Roman" w:eastAsia="Times New Roman" w:cs="Times New Roman"/>
+                <w:b w:val="0"/>
+                <w:sz w:val="22"/>
               </w:rPr>
               <w:t>GET /api/students?group=ИС-41</w:t>
             </w:r>
@@ -587,9 +883,16 @@
             <w:tcW w:type="dxa" w:w="2160"/>
           </w:tcPr>
           <w:p>
+            <w:pPr>
+              <w:spacing w:line="360" w:lineRule="auto" w:before="0" w:after="0"/>
+              <w:ind w:firstLine="0"/>
+              <w:jc w:val="both"/>
+            </w:pPr>
             <w:r>
               <w:rPr>
-                <w:sz w:val="18"/>
+                <w:rFonts w:ascii="Times New Roman" w:hAnsi="Times New Roman" w:eastAsia="Times New Roman" w:cs="Times New Roman"/>
+                <w:b w:val="0"/>
+                <w:sz w:val="22"/>
               </w:rPr>
               <w:t>все group равны ИС-41</w:t>
             </w:r>
@@ -599,7 +902,13 @@
           <w:tcPr>
             <w:tcW w:type="dxa" w:w="2160"/>
           </w:tcPr>
-          <w:p/>
+          <w:p>
+            <w:pPr>
+              <w:spacing w:line="360" w:lineRule="auto" w:before="0" w:after="0"/>
+              <w:ind w:firstLine="0"/>
+              <w:jc w:val="both"/>
+            </w:pPr>
+          </w:p>
         </w:tc>
       </w:tr>
       <w:tr>
@@ -608,9 +917,16 @@
             <w:tcW w:type="dxa" w:w="2160"/>
           </w:tcPr>
           <w:p>
+            <w:pPr>
+              <w:spacing w:line="360" w:lineRule="auto" w:before="0" w:after="0"/>
+              <w:ind w:firstLine="0"/>
+              <w:jc w:val="both"/>
+            </w:pPr>
             <w:r>
               <w:rPr>
-                <w:sz w:val="18"/>
+                <w:rFonts w:ascii="Times New Roman" w:hAnsi="Times New Roman" w:eastAsia="Times New Roman" w:cs="Times New Roman"/>
+                <w:b w:val="0"/>
+                <w:sz w:val="22"/>
               </w:rPr>
               <w:t>Пагинация</w:t>
             </w:r>
@@ -621,9 +937,16 @@
             <w:tcW w:type="dxa" w:w="2160"/>
           </w:tcPr>
           <w:p>
+            <w:pPr>
+              <w:spacing w:line="360" w:lineRule="auto" w:before="0" w:after="0"/>
+              <w:ind w:firstLine="0"/>
+              <w:jc w:val="both"/>
+            </w:pPr>
             <w:r>
               <w:rPr>
-                <w:sz w:val="18"/>
+                <w:rFonts w:ascii="Times New Roman" w:hAnsi="Times New Roman" w:eastAsia="Times New Roman" w:cs="Times New Roman"/>
+                <w:b w:val="0"/>
+                <w:sz w:val="22"/>
               </w:rPr>
               <w:t>GET /api/students?limit=3&amp;offset=3</w:t>
             </w:r>
@@ -634,9 +957,16 @@
             <w:tcW w:type="dxa" w:w="2160"/>
           </w:tcPr>
           <w:p>
+            <w:pPr>
+              <w:spacing w:line="360" w:lineRule="auto" w:before="0" w:after="0"/>
+              <w:ind w:firstLine="0"/>
+              <w:jc w:val="both"/>
+            </w:pPr>
             <w:r>
               <w:rPr>
-                <w:sz w:val="18"/>
+                <w:rFonts w:ascii="Times New Roman" w:hAnsi="Times New Roman" w:eastAsia="Times New Roman" w:cs="Times New Roman"/>
+                <w:b w:val="0"/>
+                <w:sz w:val="22"/>
               </w:rPr>
               <w:t>3 элемента, next не пуст</w:t>
             </w:r>
@@ -646,7 +976,13 @@
           <w:tcPr>
             <w:tcW w:type="dxa" w:w="2160"/>
           </w:tcPr>
-          <w:p/>
+          <w:p>
+            <w:pPr>
+              <w:spacing w:line="360" w:lineRule="auto" w:before="0" w:after="0"/>
+              <w:ind w:firstLine="0"/>
+              <w:jc w:val="both"/>
+            </w:pPr>
+          </w:p>
         </w:tc>
       </w:tr>
       <w:tr>
@@ -655,9 +991,16 @@
             <w:tcW w:type="dxa" w:w="2160"/>
           </w:tcPr>
           <w:p>
+            <w:pPr>
+              <w:spacing w:line="360" w:lineRule="auto" w:before="0" w:after="0"/>
+              <w:ind w:firstLine="0"/>
+              <w:jc w:val="both"/>
+            </w:pPr>
             <w:r>
               <w:rPr>
-                <w:sz w:val="18"/>
+                <w:rFonts w:ascii="Times New Roman" w:hAnsi="Times New Roman" w:eastAsia="Times New Roman" w:cs="Times New Roman"/>
+                <w:b w:val="0"/>
+                <w:sz w:val="22"/>
               </w:rPr>
               <w:t>Карточка</w:t>
             </w:r>
@@ -668,9 +1011,16 @@
             <w:tcW w:type="dxa" w:w="2160"/>
           </w:tcPr>
           <w:p>
+            <w:pPr>
+              <w:spacing w:line="360" w:lineRule="auto" w:before="0" w:after="0"/>
+              <w:ind w:firstLine="0"/>
+              <w:jc w:val="both"/>
+            </w:pPr>
             <w:r>
               <w:rPr>
-                <w:sz w:val="18"/>
+                <w:rFonts w:ascii="Times New Roman" w:hAnsi="Times New Roman" w:eastAsia="Times New Roman" w:cs="Times New Roman"/>
+                <w:b w:val="0"/>
+                <w:sz w:val="22"/>
               </w:rPr>
               <w:t>GET /api/students/1</w:t>
             </w:r>
@@ -681,9 +1031,16 @@
             <w:tcW w:type="dxa" w:w="2160"/>
           </w:tcPr>
           <w:p>
+            <w:pPr>
+              <w:spacing w:line="360" w:lineRule="auto" w:before="0" w:after="0"/>
+              <w:ind w:firstLine="0"/>
+              <w:jc w:val="both"/>
+            </w:pPr>
             <w:r>
               <w:rPr>
-                <w:sz w:val="18"/>
+                <w:rFonts w:ascii="Times New Roman" w:hAnsi="Times New Roman" w:eastAsia="Times New Roman" w:cs="Times New Roman"/>
+                <w:b w:val="0"/>
+                <w:sz w:val="22"/>
               </w:rPr>
               <w:t>200, обязательные поля</w:t>
             </w:r>
@@ -693,7 +1050,13 @@
           <w:tcPr>
             <w:tcW w:type="dxa" w:w="2160"/>
           </w:tcPr>
-          <w:p/>
+          <w:p>
+            <w:pPr>
+              <w:spacing w:line="360" w:lineRule="auto" w:before="0" w:after="0"/>
+              <w:ind w:firstLine="0"/>
+              <w:jc w:val="both"/>
+            </w:pPr>
+          </w:p>
         </w:tc>
       </w:tr>
       <w:tr>
@@ -702,9 +1065,16 @@
             <w:tcW w:type="dxa" w:w="2160"/>
           </w:tcPr>
           <w:p>
+            <w:pPr>
+              <w:spacing w:line="360" w:lineRule="auto" w:before="0" w:after="0"/>
+              <w:ind w:firstLine="0"/>
+              <w:jc w:val="both"/>
+            </w:pPr>
             <w:r>
               <w:rPr>
-                <w:sz w:val="18"/>
+                <w:rFonts w:ascii="Times New Roman" w:hAnsi="Times New Roman" w:eastAsia="Times New Roman" w:cs="Times New Roman"/>
+                <w:b w:val="0"/>
+                <w:sz w:val="22"/>
               </w:rPr>
               <w:t>Нет студента</w:t>
             </w:r>
@@ -715,9 +1085,16 @@
             <w:tcW w:type="dxa" w:w="2160"/>
           </w:tcPr>
           <w:p>
+            <w:pPr>
+              <w:spacing w:line="360" w:lineRule="auto" w:before="0" w:after="0"/>
+              <w:ind w:firstLine="0"/>
+              <w:jc w:val="both"/>
+            </w:pPr>
             <w:r>
               <w:rPr>
-                <w:sz w:val="18"/>
+                <w:rFonts w:ascii="Times New Roman" w:hAnsi="Times New Roman" w:eastAsia="Times New Roman" w:cs="Times New Roman"/>
+                <w:b w:val="0"/>
+                <w:sz w:val="22"/>
               </w:rPr>
               <w:t>GET /api/students/999</w:t>
             </w:r>
@@ -728,9 +1105,16 @@
             <w:tcW w:type="dxa" w:w="2160"/>
           </w:tcPr>
           <w:p>
+            <w:pPr>
+              <w:spacing w:line="360" w:lineRule="auto" w:before="0" w:after="0"/>
+              <w:ind w:firstLine="0"/>
+              <w:jc w:val="both"/>
+            </w:pPr>
             <w:r>
               <w:rPr>
-                <w:sz w:val="18"/>
+                <w:rFonts w:ascii="Times New Roman" w:hAnsi="Times New Roman" w:eastAsia="Times New Roman" w:cs="Times New Roman"/>
+                <w:b w:val="0"/>
+                <w:sz w:val="22"/>
               </w:rPr>
               <w:t>404, error</w:t>
             </w:r>
@@ -740,7 +1124,13 @@
           <w:tcPr>
             <w:tcW w:type="dxa" w:w="2160"/>
           </w:tcPr>
-          <w:p/>
+          <w:p>
+            <w:pPr>
+              <w:spacing w:line="360" w:lineRule="auto" w:before="0" w:after="0"/>
+              <w:ind w:firstLine="0"/>
+              <w:jc w:val="both"/>
+            </w:pPr>
+          </w:p>
         </w:tc>
       </w:tr>
       <w:tr>
@@ -749,9 +1139,16 @@
             <w:tcW w:type="dxa" w:w="2160"/>
           </w:tcPr>
           <w:p>
+            <w:pPr>
+              <w:spacing w:line="360" w:lineRule="auto" w:before="0" w:after="0"/>
+              <w:ind w:firstLine="0"/>
+              <w:jc w:val="both"/>
+            </w:pPr>
             <w:r>
               <w:rPr>
-                <w:sz w:val="18"/>
+                <w:rFonts w:ascii="Times New Roman" w:hAnsi="Times New Roman" w:eastAsia="Times New Roman" w:cs="Times New Roman"/>
+                <w:b w:val="0"/>
+                <w:sz w:val="22"/>
               </w:rPr>
               <w:t>Создание</w:t>
             </w:r>
@@ -762,9 +1159,16 @@
             <w:tcW w:type="dxa" w:w="2160"/>
           </w:tcPr>
           <w:p>
+            <w:pPr>
+              <w:spacing w:line="360" w:lineRule="auto" w:before="0" w:after="0"/>
+              <w:ind w:firstLine="0"/>
+              <w:jc w:val="both"/>
+            </w:pPr>
             <w:r>
               <w:rPr>
-                <w:sz w:val="18"/>
+                <w:rFonts w:ascii="Times New Roman" w:hAnsi="Times New Roman" w:eastAsia="Times New Roman" w:cs="Times New Roman"/>
+                <w:b w:val="0"/>
+                <w:sz w:val="22"/>
               </w:rPr>
               <w:t>POST /api/students</w:t>
             </w:r>
@@ -775,9 +1179,16 @@
             <w:tcW w:type="dxa" w:w="2160"/>
           </w:tcPr>
           <w:p>
+            <w:pPr>
+              <w:spacing w:line="360" w:lineRule="auto" w:before="0" w:after="0"/>
+              <w:ind w:firstLine="0"/>
+              <w:jc w:val="both"/>
+            </w:pPr>
             <w:r>
               <w:rPr>
-                <w:sz w:val="18"/>
+                <w:rFonts w:ascii="Times New Roman" w:hAnsi="Times New Roman" w:eastAsia="Times New Roman" w:cs="Times New Roman"/>
+                <w:b w:val="0"/>
+                <w:sz w:val="22"/>
               </w:rPr>
               <w:t>201, Location, id</w:t>
             </w:r>
@@ -787,7 +1198,13 @@
           <w:tcPr>
             <w:tcW w:type="dxa" w:w="2160"/>
           </w:tcPr>
-          <w:p/>
+          <w:p>
+            <w:pPr>
+              <w:spacing w:line="360" w:lineRule="auto" w:before="0" w:after="0"/>
+              <w:ind w:firstLine="0"/>
+              <w:jc w:val="both"/>
+            </w:pPr>
+          </w:p>
         </w:tc>
       </w:tr>
       <w:tr>
@@ -796,9 +1213,16 @@
             <w:tcW w:type="dxa" w:w="2160"/>
           </w:tcPr>
           <w:p>
+            <w:pPr>
+              <w:spacing w:line="360" w:lineRule="auto" w:before="0" w:after="0"/>
+              <w:ind w:firstLine="0"/>
+              <w:jc w:val="both"/>
+            </w:pPr>
             <w:r>
               <w:rPr>
-                <w:sz w:val="18"/>
+                <w:rFonts w:ascii="Times New Roman" w:hAnsi="Times New Roman" w:eastAsia="Times New Roman" w:cs="Times New Roman"/>
+                <w:b w:val="0"/>
+                <w:sz w:val="22"/>
               </w:rPr>
               <w:t>Неверный email</w:t>
             </w:r>
@@ -809,9 +1233,16 @@
             <w:tcW w:type="dxa" w:w="2160"/>
           </w:tcPr>
           <w:p>
+            <w:pPr>
+              <w:spacing w:line="360" w:lineRule="auto" w:before="0" w:after="0"/>
+              <w:ind w:firstLine="0"/>
+              <w:jc w:val="both"/>
+            </w:pPr>
             <w:r>
               <w:rPr>
-                <w:sz w:val="18"/>
+                <w:rFonts w:ascii="Times New Roman" w:hAnsi="Times New Roman" w:eastAsia="Times New Roman" w:cs="Times New Roman"/>
+                <w:b w:val="0"/>
+                <w:sz w:val="22"/>
               </w:rPr>
               <w:t>POST /api/students</w:t>
             </w:r>
@@ -822,9 +1253,16 @@
             <w:tcW w:type="dxa" w:w="2160"/>
           </w:tcPr>
           <w:p>
+            <w:pPr>
+              <w:spacing w:line="360" w:lineRule="auto" w:before="0" w:after="0"/>
+              <w:ind w:firstLine="0"/>
+              <w:jc w:val="both"/>
+            </w:pPr>
             <w:r>
               <w:rPr>
-                <w:sz w:val="18"/>
+                <w:rFonts w:ascii="Times New Roman" w:hAnsi="Times New Roman" w:eastAsia="Times New Roman" w:cs="Times New Roman"/>
+                <w:b w:val="0"/>
+                <w:sz w:val="22"/>
               </w:rPr>
               <w:t>400, field email</w:t>
             </w:r>
@@ -834,7 +1272,13 @@
           <w:tcPr>
             <w:tcW w:type="dxa" w:w="2160"/>
           </w:tcPr>
-          <w:p/>
+          <w:p>
+            <w:pPr>
+              <w:spacing w:line="360" w:lineRule="auto" w:before="0" w:after="0"/>
+              <w:ind w:firstLine="0"/>
+              <w:jc w:val="both"/>
+            </w:pPr>
+          </w:p>
         </w:tc>
       </w:tr>
       <w:tr>
@@ -843,9 +1287,16 @@
             <w:tcW w:type="dxa" w:w="2160"/>
           </w:tcPr>
           <w:p>
+            <w:pPr>
+              <w:spacing w:line="360" w:lineRule="auto" w:before="0" w:after="0"/>
+              <w:ind w:firstLine="0"/>
+              <w:jc w:val="both"/>
+            </w:pPr>
             <w:r>
               <w:rPr>
-                <w:sz w:val="18"/>
+                <w:rFonts w:ascii="Times New Roman" w:hAnsi="Times New Roman" w:eastAsia="Times New Roman" w:cs="Times New Roman"/>
+                <w:b w:val="0"/>
+                <w:sz w:val="22"/>
               </w:rPr>
               <w:t>Ошибка сервера</w:t>
             </w:r>
@@ -856,9 +1307,16 @@
             <w:tcW w:type="dxa" w:w="2160"/>
           </w:tcPr>
           <w:p>
+            <w:pPr>
+              <w:spacing w:line="360" w:lineRule="auto" w:before="0" w:after="0"/>
+              <w:ind w:firstLine="0"/>
+              <w:jc w:val="both"/>
+            </w:pPr>
             <w:r>
               <w:rPr>
-                <w:sz w:val="18"/>
+                <w:rFonts w:ascii="Times New Roman" w:hAnsi="Times New Roman" w:eastAsia="Times New Roman" w:cs="Times New Roman"/>
+                <w:b w:val="0"/>
+                <w:sz w:val="22"/>
               </w:rPr>
               <w:t>GET /api/error</w:t>
             </w:r>
@@ -869,9 +1327,16 @@
             <w:tcW w:type="dxa" w:w="2160"/>
           </w:tcPr>
           <w:p>
+            <w:pPr>
+              <w:spacing w:line="360" w:lineRule="auto" w:before="0" w:after="0"/>
+              <w:ind w:firstLine="0"/>
+              <w:jc w:val="both"/>
+            </w:pPr>
             <w:r>
               <w:rPr>
-                <w:sz w:val="18"/>
+                <w:rFonts w:ascii="Times New Roman" w:hAnsi="Times New Roman" w:eastAsia="Times New Roman" w:cs="Times New Roman"/>
+                <w:b w:val="0"/>
+                <w:sz w:val="22"/>
               </w:rPr>
               <w:t>500, error</w:t>
             </w:r>
@@ -881,7 +1346,13 @@
           <w:tcPr>
             <w:tcW w:type="dxa" w:w="2160"/>
           </w:tcPr>
-          <w:p/>
+          <w:p>
+            <w:pPr>
+              <w:spacing w:line="360" w:lineRule="auto" w:before="0" w:after="0"/>
+              <w:ind w:firstLine="0"/>
+              <w:jc w:val="both"/>
+            </w:pPr>
+          </w:p>
         </w:tc>
       </w:tr>
       <w:tr>
@@ -890,9 +1361,16 @@
             <w:tcW w:type="dxa" w:w="2160"/>
           </w:tcPr>
           <w:p>
+            <w:pPr>
+              <w:spacing w:line="360" w:lineRule="auto" w:before="0" w:after="0"/>
+              <w:ind w:firstLine="0"/>
+              <w:jc w:val="both"/>
+            </w:pPr>
             <w:r>
               <w:rPr>
-                <w:sz w:val="18"/>
+                <w:rFonts w:ascii="Times New Roman" w:hAnsi="Times New Roman" w:eastAsia="Times New Roman" w:cs="Times New Roman"/>
+                <w:b w:val="0"/>
+                <w:sz w:val="22"/>
               </w:rPr>
               <w:t>Время</w:t>
             </w:r>
@@ -903,9 +1381,16 @@
             <w:tcW w:type="dxa" w:w="2160"/>
           </w:tcPr>
           <w:p>
+            <w:pPr>
+              <w:spacing w:line="360" w:lineRule="auto" w:before="0" w:after="0"/>
+              <w:ind w:firstLine="0"/>
+              <w:jc w:val="both"/>
+            </w:pPr>
             <w:r>
               <w:rPr>
-                <w:sz w:val="18"/>
+                <w:rFonts w:ascii="Times New Roman" w:hAnsi="Times New Roman" w:eastAsia="Times New Roman" w:cs="Times New Roman"/>
+                <w:b w:val="0"/>
+                <w:sz w:val="22"/>
               </w:rPr>
               <w:t>любой запрос</w:t>
             </w:r>
@@ -916,9 +1401,16 @@
             <w:tcW w:type="dxa" w:w="2160"/>
           </w:tcPr>
           <w:p>
+            <w:pPr>
+              <w:spacing w:line="360" w:lineRule="auto" w:before="0" w:after="0"/>
+              <w:ind w:firstLine="0"/>
+              <w:jc w:val="both"/>
+            </w:pPr>
             <w:r>
               <w:rPr>
-                <w:sz w:val="18"/>
+                <w:rFonts w:ascii="Times New Roman" w:hAnsi="Times New Roman" w:eastAsia="Times New Roman" w:cs="Times New Roman"/>
+                <w:b w:val="0"/>
+                <w:sz w:val="22"/>
               </w:rPr>
               <w:t>responseTime ниже 1000 мс</w:t>
             </w:r>
@@ -928,7 +1420,13 @@
           <w:tcPr>
             <w:tcW w:type="dxa" w:w="2160"/>
           </w:tcPr>
-          <w:p/>
+          <w:p>
+            <w:pPr>
+              <w:spacing w:line="360" w:lineRule="auto" w:before="0" w:after="0"/>
+              <w:ind w:firstLine="0"/>
+              <w:jc w:val="both"/>
+            </w:pPr>
+          </w:p>
         </w:tc>
       </w:tr>
       <w:tr>
@@ -937,9 +1435,16 @@
             <w:tcW w:type="dxa" w:w="2160"/>
           </w:tcPr>
           <w:p>
+            <w:pPr>
+              <w:spacing w:line="360" w:lineRule="auto" w:before="0" w:after="0"/>
+              <w:ind w:firstLine="0"/>
+              <w:jc w:val="both"/>
+            </w:pPr>
             <w:r>
               <w:rPr>
-                <w:sz w:val="18"/>
+                <w:rFonts w:ascii="Times New Roman" w:hAnsi="Times New Roman" w:eastAsia="Times New Roman" w:cs="Times New Roman"/>
+                <w:b w:val="0"/>
+                <w:sz w:val="22"/>
               </w:rPr>
               <w:t>Секрет</w:t>
             </w:r>
@@ -950,9 +1455,16 @@
             <w:tcW w:type="dxa" w:w="2160"/>
           </w:tcPr>
           <w:p>
+            <w:pPr>
+              <w:spacing w:line="360" w:lineRule="auto" w:before="0" w:after="0"/>
+              <w:ind w:firstLine="0"/>
+              <w:jc w:val="both"/>
+            </w:pPr>
             <w:r>
               <w:rPr>
-                <w:sz w:val="18"/>
+                <w:rFonts w:ascii="Times New Roman" w:hAnsi="Times New Roman" w:eastAsia="Times New Roman" w:cs="Times New Roman"/>
+                <w:b w:val="0"/>
+                <w:sz w:val="22"/>
               </w:rPr>
               <w:t>любой ответ</w:t>
             </w:r>
@@ -963,9 +1475,16 @@
             <w:tcW w:type="dxa" w:w="2160"/>
           </w:tcPr>
           <w:p>
+            <w:pPr>
+              <w:spacing w:line="360" w:lineRule="auto" w:before="0" w:after="0"/>
+              <w:ind w:firstLine="0"/>
+              <w:jc w:val="both"/>
+            </w:pPr>
             <w:r>
               <w:rPr>
-                <w:sz w:val="18"/>
+                <w:rFonts w:ascii="Times New Roman" w:hAnsi="Times New Roman" w:eastAsia="Times New Roman" w:cs="Times New Roman"/>
+                <w:b w:val="0"/>
+                <w:sz w:val="22"/>
               </w:rPr>
               <w:t>нет password и token</w:t>
             </w:r>
@@ -975,16 +1494,28 @@
           <w:tcPr>
             <w:tcW w:type="dxa" w:w="2160"/>
           </w:tcPr>
-          <w:p/>
+          <w:p>
+            <w:pPr>
+              <w:spacing w:line="360" w:lineRule="auto" w:before="0" w:after="0"/>
+              <w:ind w:firstLine="0"/>
+              <w:jc w:val="both"/>
+            </w:pPr>
+          </w:p>
         </w:tc>
       </w:tr>
     </w:tbl>
     <w:p/>
     <w:p>
+      <w:pPr>
+        <w:spacing w:line="360" w:lineRule="auto" w:before="0" w:after="0"/>
+        <w:ind w:firstLine="709"/>
+        <w:jc w:val="both"/>
+      </w:pPr>
       <w:r>
         <w:rPr>
+          <w:rFonts w:ascii="Times New Roman" w:hAnsi="Times New Roman" w:eastAsia="Times New Roman" w:cs="Times New Roman"/>
           <w:b/>
-          <w:sz w:val="24"/>
+          <w:sz w:val="28"/>
         </w:rPr>
         <w:t>Сверка клиента и Postman</w:t>
       </w:r>
@@ -993,6 +1524,7 @@
       <w:tblPr>
         <w:tblStyle w:val="TableGrid"/>
         <w:tblW w:type="auto" w:w="0"/>
+        <w:tblLayout w:type="autofit"/>
         <w:tblLook w:firstColumn="1" w:firstRow="1" w:lastColumn="0" w:lastRow="0" w:noHBand="0" w:noVBand="1" w:val="04A0"/>
       </w:tblPr>
       <w:tblGrid>
@@ -1007,9 +1539,16 @@
             <w:tcW w:type="dxa" w:w="2160"/>
           </w:tcPr>
           <w:p>
+            <w:pPr>
+              <w:spacing w:line="360" w:lineRule="auto" w:before="0" w:after="0"/>
+              <w:ind w:firstLine="0"/>
+              <w:jc w:val="center"/>
+            </w:pPr>
             <w:r>
               <w:rPr>
-                <w:sz w:val="18"/>
+                <w:rFonts w:ascii="Times New Roman" w:hAnsi="Times New Roman" w:eastAsia="Times New Roman" w:cs="Times New Roman"/>
+                <w:b/>
+                <w:sz w:val="22"/>
               </w:rPr>
               <w:t>Показатель</w:t>
             </w:r>
@@ -1020,9 +1559,16 @@
             <w:tcW w:type="dxa" w:w="2160"/>
           </w:tcPr>
           <w:p>
+            <w:pPr>
+              <w:spacing w:line="360" w:lineRule="auto" w:before="0" w:after="0"/>
+              <w:ind w:firstLine="0"/>
+              <w:jc w:val="center"/>
+            </w:pPr>
             <w:r>
               <w:rPr>
-                <w:sz w:val="18"/>
+                <w:rFonts w:ascii="Times New Roman" w:hAnsi="Times New Roman" w:eastAsia="Times New Roman" w:cs="Times New Roman"/>
+                <w:b/>
+                <w:sz w:val="22"/>
               </w:rPr>
               <w:t>Postman</w:t>
             </w:r>
@@ -1033,9 +1579,16 @@
             <w:tcW w:type="dxa" w:w="2160"/>
           </w:tcPr>
           <w:p>
+            <w:pPr>
+              <w:spacing w:line="360" w:lineRule="auto" w:before="0" w:after="0"/>
+              <w:ind w:firstLine="0"/>
+              <w:jc w:val="center"/>
+            </w:pPr>
             <w:r>
               <w:rPr>
-                <w:sz w:val="18"/>
+                <w:rFonts w:ascii="Times New Roman" w:hAnsi="Times New Roman" w:eastAsia="Times New Roman" w:cs="Times New Roman"/>
+                <w:b/>
+                <w:sz w:val="22"/>
               </w:rPr>
               <w:t>Python</w:t>
             </w:r>
@@ -1046,9 +1599,16 @@
             <w:tcW w:type="dxa" w:w="2160"/>
           </w:tcPr>
           <w:p>
+            <w:pPr>
+              <w:spacing w:line="360" w:lineRule="auto" w:before="0" w:after="0"/>
+              <w:ind w:firstLine="0"/>
+              <w:jc w:val="center"/>
+            </w:pPr>
             <w:r>
               <w:rPr>
-                <w:sz w:val="18"/>
+                <w:rFonts w:ascii="Times New Roman" w:hAnsi="Times New Roman" w:eastAsia="Times New Roman" w:cs="Times New Roman"/>
+                <w:b/>
+                <w:sz w:val="22"/>
               </w:rPr>
               <w:t>Расхождение</w:t>
             </w:r>
@@ -1061,9 +1621,16 @@
             <w:tcW w:type="dxa" w:w="2160"/>
           </w:tcPr>
           <w:p>
+            <w:pPr>
+              <w:spacing w:line="360" w:lineRule="auto" w:before="0" w:after="0"/>
+              <w:ind w:firstLine="0"/>
+              <w:jc w:val="both"/>
+            </w:pPr>
             <w:r>
               <w:rPr>
-                <w:sz w:val="18"/>
+                <w:rFonts w:ascii="Times New Roman" w:hAnsi="Times New Roman" w:eastAsia="Times New Roman" w:cs="Times New Roman"/>
+                <w:b w:val="0"/>
+                <w:sz w:val="22"/>
               </w:rPr>
               <w:t>Код ответа</w:t>
             </w:r>
@@ -1074,9 +1641,16 @@
             <w:tcW w:type="dxa" w:w="2160"/>
           </w:tcPr>
           <w:p>
+            <w:pPr>
+              <w:spacing w:line="360" w:lineRule="auto" w:before="0" w:after="0"/>
+              <w:ind w:firstLine="0"/>
+              <w:jc w:val="both"/>
+            </w:pPr>
             <w:r>
               <w:rPr>
-                <w:sz w:val="18"/>
+                <w:rFonts w:ascii="Times New Roman" w:hAnsi="Times New Roman" w:eastAsia="Times New Roman" w:cs="Times New Roman"/>
+                <w:b w:val="0"/>
+                <w:sz w:val="22"/>
               </w:rPr>
             </w:r>
           </w:p>
@@ -1086,9 +1660,16 @@
             <w:tcW w:type="dxa" w:w="2160"/>
           </w:tcPr>
           <w:p>
+            <w:pPr>
+              <w:spacing w:line="360" w:lineRule="auto" w:before="0" w:after="0"/>
+              <w:ind w:firstLine="0"/>
+              <w:jc w:val="both"/>
+            </w:pPr>
             <w:r>
               <w:rPr>
-                <w:sz w:val="18"/>
+                <w:rFonts w:ascii="Times New Roman" w:hAnsi="Times New Roman" w:eastAsia="Times New Roman" w:cs="Times New Roman"/>
+                <w:b w:val="0"/>
+                <w:sz w:val="22"/>
               </w:rPr>
             </w:r>
           </w:p>
@@ -1098,9 +1679,16 @@
             <w:tcW w:type="dxa" w:w="2160"/>
           </w:tcPr>
           <w:p>
+            <w:pPr>
+              <w:spacing w:line="360" w:lineRule="auto" w:before="0" w:after="0"/>
+              <w:ind w:firstLine="0"/>
+              <w:jc w:val="both"/>
+            </w:pPr>
             <w:r>
               <w:rPr>
-                <w:sz w:val="18"/>
+                <w:rFonts w:ascii="Times New Roman" w:hAnsi="Times New Roman" w:eastAsia="Times New Roman" w:cs="Times New Roman"/>
+                <w:b w:val="0"/>
+                <w:sz w:val="22"/>
               </w:rPr>
             </w:r>
           </w:p>
@@ -1112,9 +1700,16 @@
             <w:tcW w:type="dxa" w:w="2160"/>
           </w:tcPr>
           <w:p>
+            <w:pPr>
+              <w:spacing w:line="360" w:lineRule="auto" w:before="0" w:after="0"/>
+              <w:ind w:firstLine="0"/>
+              <w:jc w:val="both"/>
+            </w:pPr>
             <w:r>
               <w:rPr>
-                <w:sz w:val="18"/>
+                <w:rFonts w:ascii="Times New Roman" w:hAnsi="Times New Roman" w:eastAsia="Times New Roman" w:cs="Times New Roman"/>
+                <w:b w:val="0"/>
+                <w:sz w:val="22"/>
               </w:rPr>
               <w:t>Число записей</w:t>
             </w:r>
@@ -1125,9 +1720,16 @@
             <w:tcW w:type="dxa" w:w="2160"/>
           </w:tcPr>
           <w:p>
+            <w:pPr>
+              <w:spacing w:line="360" w:lineRule="auto" w:before="0" w:after="0"/>
+              <w:ind w:firstLine="0"/>
+              <w:jc w:val="both"/>
+            </w:pPr>
             <w:r>
               <w:rPr>
-                <w:sz w:val="18"/>
+                <w:rFonts w:ascii="Times New Roman" w:hAnsi="Times New Roman" w:eastAsia="Times New Roman" w:cs="Times New Roman"/>
+                <w:b w:val="0"/>
+                <w:sz w:val="22"/>
               </w:rPr>
             </w:r>
           </w:p>
@@ -1137,9 +1739,16 @@
             <w:tcW w:type="dxa" w:w="2160"/>
           </w:tcPr>
           <w:p>
+            <w:pPr>
+              <w:spacing w:line="360" w:lineRule="auto" w:before="0" w:after="0"/>
+              <w:ind w:firstLine="0"/>
+              <w:jc w:val="both"/>
+            </w:pPr>
             <w:r>
               <w:rPr>
-                <w:sz w:val="18"/>
+                <w:rFonts w:ascii="Times New Roman" w:hAnsi="Times New Roman" w:eastAsia="Times New Roman" w:cs="Times New Roman"/>
+                <w:b w:val="0"/>
+                <w:sz w:val="22"/>
               </w:rPr>
             </w:r>
           </w:p>
@@ -1149,9 +1758,16 @@
             <w:tcW w:type="dxa" w:w="2160"/>
           </w:tcPr>
           <w:p>
+            <w:pPr>
+              <w:spacing w:line="360" w:lineRule="auto" w:before="0" w:after="0"/>
+              <w:ind w:firstLine="0"/>
+              <w:jc w:val="both"/>
+            </w:pPr>
             <w:r>
               <w:rPr>
-                <w:sz w:val="18"/>
+                <w:rFonts w:ascii="Times New Roman" w:hAnsi="Times New Roman" w:eastAsia="Times New Roman" w:cs="Times New Roman"/>
+                <w:b w:val="0"/>
+                <w:sz w:val="22"/>
               </w:rPr>
             </w:r>
           </w:p>
@@ -1163,9 +1779,16 @@
             <w:tcW w:type="dxa" w:w="2160"/>
           </w:tcPr>
           <w:p>
+            <w:pPr>
+              <w:spacing w:line="360" w:lineRule="auto" w:before="0" w:after="0"/>
+              <w:ind w:firstLine="0"/>
+              <w:jc w:val="both"/>
+            </w:pPr>
             <w:r>
               <w:rPr>
-                <w:sz w:val="18"/>
+                <w:rFonts w:ascii="Times New Roman" w:hAnsi="Times New Roman" w:eastAsia="Times New Roman" w:cs="Times New Roman"/>
+                <w:b w:val="0"/>
+                <w:sz w:val="22"/>
               </w:rPr>
               <w:t>Первый id</w:t>
             </w:r>
@@ -1176,9 +1799,16 @@
             <w:tcW w:type="dxa" w:w="2160"/>
           </w:tcPr>
           <w:p>
+            <w:pPr>
+              <w:spacing w:line="360" w:lineRule="auto" w:before="0" w:after="0"/>
+              <w:ind w:firstLine="0"/>
+              <w:jc w:val="both"/>
+            </w:pPr>
             <w:r>
               <w:rPr>
-                <w:sz w:val="18"/>
+                <w:rFonts w:ascii="Times New Roman" w:hAnsi="Times New Roman" w:eastAsia="Times New Roman" w:cs="Times New Roman"/>
+                <w:b w:val="0"/>
+                <w:sz w:val="22"/>
               </w:rPr>
             </w:r>
           </w:p>
@@ -1188,9 +1818,16 @@
             <w:tcW w:type="dxa" w:w="2160"/>
           </w:tcPr>
           <w:p>
+            <w:pPr>
+              <w:spacing w:line="360" w:lineRule="auto" w:before="0" w:after="0"/>
+              <w:ind w:firstLine="0"/>
+              <w:jc w:val="both"/>
+            </w:pPr>
             <w:r>
               <w:rPr>
-                <w:sz w:val="18"/>
+                <w:rFonts w:ascii="Times New Roman" w:hAnsi="Times New Roman" w:eastAsia="Times New Roman" w:cs="Times New Roman"/>
+                <w:b w:val="0"/>
+                <w:sz w:val="22"/>
               </w:rPr>
             </w:r>
           </w:p>
@@ -1200,9 +1837,16 @@
             <w:tcW w:type="dxa" w:w="2160"/>
           </w:tcPr>
           <w:p>
+            <w:pPr>
+              <w:spacing w:line="360" w:lineRule="auto" w:before="0" w:after="0"/>
+              <w:ind w:firstLine="0"/>
+              <w:jc w:val="both"/>
+            </w:pPr>
             <w:r>
               <w:rPr>
-                <w:sz w:val="18"/>
+                <w:rFonts w:ascii="Times New Roman" w:hAnsi="Times New Roman" w:eastAsia="Times New Roman" w:cs="Times New Roman"/>
+                <w:b w:val="0"/>
+                <w:sz w:val="22"/>
               </w:rPr>
             </w:r>
           </w:p>
@@ -1214,9 +1858,16 @@
             <w:tcW w:type="dxa" w:w="2160"/>
           </w:tcPr>
           <w:p>
+            <w:pPr>
+              <w:spacing w:line="360" w:lineRule="auto" w:before="0" w:after="0"/>
+              <w:ind w:firstLine="0"/>
+              <w:jc w:val="both"/>
+            </w:pPr>
             <w:r>
               <w:rPr>
-                <w:sz w:val="18"/>
+                <w:rFonts w:ascii="Times New Roman" w:hAnsi="Times New Roman" w:eastAsia="Times New Roman" w:cs="Times New Roman"/>
+                <w:b w:val="0"/>
+                <w:sz w:val="22"/>
               </w:rPr>
               <w:t>Время, мс</w:t>
             </w:r>
@@ -1227,9 +1878,16 @@
             <w:tcW w:type="dxa" w:w="2160"/>
           </w:tcPr>
           <w:p>
+            <w:pPr>
+              <w:spacing w:line="360" w:lineRule="auto" w:before="0" w:after="0"/>
+              <w:ind w:firstLine="0"/>
+              <w:jc w:val="both"/>
+            </w:pPr>
             <w:r>
               <w:rPr>
-                <w:sz w:val="18"/>
+                <w:rFonts w:ascii="Times New Roman" w:hAnsi="Times New Roman" w:eastAsia="Times New Roman" w:cs="Times New Roman"/>
+                <w:b w:val="0"/>
+                <w:sz w:val="22"/>
               </w:rPr>
             </w:r>
           </w:p>
@@ -1239,9 +1897,16 @@
             <w:tcW w:type="dxa" w:w="2160"/>
           </w:tcPr>
           <w:p>
+            <w:pPr>
+              <w:spacing w:line="360" w:lineRule="auto" w:before="0" w:after="0"/>
+              <w:ind w:firstLine="0"/>
+              <w:jc w:val="both"/>
+            </w:pPr>
             <w:r>
               <w:rPr>
-                <w:sz w:val="18"/>
+                <w:rFonts w:ascii="Times New Roman" w:hAnsi="Times New Roman" w:eastAsia="Times New Roman" w:cs="Times New Roman"/>
+                <w:b w:val="0"/>
+                <w:sz w:val="22"/>
               </w:rPr>
             </w:r>
           </w:p>
@@ -1251,9 +1916,16 @@
             <w:tcW w:type="dxa" w:w="2160"/>
           </w:tcPr>
           <w:p>
+            <w:pPr>
+              <w:spacing w:line="360" w:lineRule="auto" w:before="0" w:after="0"/>
+              <w:ind w:firstLine="0"/>
+              <w:jc w:val="both"/>
+            </w:pPr>
             <w:r>
               <w:rPr>
-                <w:sz w:val="18"/>
+                <w:rFonts w:ascii="Times New Roman" w:hAnsi="Times New Roman" w:eastAsia="Times New Roman" w:cs="Times New Roman"/>
+                <w:b w:val="0"/>
+                <w:sz w:val="22"/>
               </w:rPr>
             </w:r>
           </w:p>
@@ -1265,9 +1937,16 @@
             <w:tcW w:type="dxa" w:w="2160"/>
           </w:tcPr>
           <w:p>
+            <w:pPr>
+              <w:spacing w:line="360" w:lineRule="auto" w:before="0" w:after="0"/>
+              <w:ind w:firstLine="0"/>
+              <w:jc w:val="both"/>
+            </w:pPr>
             <w:r>
               <w:rPr>
-                <w:sz w:val="18"/>
+                <w:rFonts w:ascii="Times New Roman" w:hAnsi="Times New Roman" w:eastAsia="Times New Roman" w:cs="Times New Roman"/>
+                <w:b w:val="0"/>
+                <w:sz w:val="22"/>
               </w:rPr>
               <w:t>Текст ошибки</w:t>
             </w:r>
@@ -1278,9 +1957,16 @@
             <w:tcW w:type="dxa" w:w="2160"/>
           </w:tcPr>
           <w:p>
+            <w:pPr>
+              <w:spacing w:line="360" w:lineRule="auto" w:before="0" w:after="0"/>
+              <w:ind w:firstLine="0"/>
+              <w:jc w:val="both"/>
+            </w:pPr>
             <w:r>
               <w:rPr>
-                <w:sz w:val="18"/>
+                <w:rFonts w:ascii="Times New Roman" w:hAnsi="Times New Roman" w:eastAsia="Times New Roman" w:cs="Times New Roman"/>
+                <w:b w:val="0"/>
+                <w:sz w:val="22"/>
               </w:rPr>
             </w:r>
           </w:p>
@@ -1290,9 +1976,16 @@
             <w:tcW w:type="dxa" w:w="2160"/>
           </w:tcPr>
           <w:p>
+            <w:pPr>
+              <w:spacing w:line="360" w:lineRule="auto" w:before="0" w:after="0"/>
+              <w:ind w:firstLine="0"/>
+              <w:jc w:val="both"/>
+            </w:pPr>
             <w:r>
               <w:rPr>
-                <w:sz w:val="18"/>
+                <w:rFonts w:ascii="Times New Roman" w:hAnsi="Times New Roman" w:eastAsia="Times New Roman" w:cs="Times New Roman"/>
+                <w:b w:val="0"/>
+                <w:sz w:val="22"/>
               </w:rPr>
             </w:r>
           </w:p>
@@ -1302,9 +1995,16 @@
             <w:tcW w:type="dxa" w:w="2160"/>
           </w:tcPr>
           <w:p>
+            <w:pPr>
+              <w:spacing w:line="360" w:lineRule="auto" w:before="0" w:after="0"/>
+              <w:ind w:firstLine="0"/>
+              <w:jc w:val="both"/>
+            </w:pPr>
             <w:r>
               <w:rPr>
-                <w:sz w:val="18"/>
+                <w:rFonts w:ascii="Times New Roman" w:hAnsi="Times New Roman" w:eastAsia="Times New Roman" w:cs="Times New Roman"/>
+                <w:b w:val="0"/>
+                <w:sz w:val="22"/>
               </w:rPr>
             </w:r>
           </w:p>
@@ -1313,10 +2013,16 @@
     </w:tbl>
     <w:p/>
     <w:p>
+      <w:pPr>
+        <w:spacing w:line="360" w:lineRule="auto" w:before="0" w:after="0"/>
+        <w:ind w:firstLine="709"/>
+        <w:jc w:val="both"/>
+      </w:pPr>
       <w:r>
         <w:rPr>
+          <w:rFonts w:ascii="Times New Roman" w:hAnsi="Times New Roman" w:eastAsia="Times New Roman" w:cs="Times New Roman"/>
           <w:b/>
-          <w:sz w:val="24"/>
+          <w:sz w:val="28"/>
         </w:rPr>
         <w:t>Разбор отказов</w:t>
       </w:r>
@@ -1325,6 +2031,7 @@
       <w:tblPr>
         <w:tblStyle w:val="TableGrid"/>
         <w:tblW w:type="auto" w:w="0"/>
+        <w:tblLayout w:type="autofit"/>
         <w:tblLook w:firstColumn="1" w:firstRow="1" w:lastColumn="0" w:lastRow="0" w:noHBand="0" w:noVBand="1" w:val="04A0"/>
       </w:tblPr>
       <w:tblGrid>
@@ -1339,9 +2046,16 @@
             <w:tcW w:type="dxa" w:w="2160"/>
           </w:tcPr>
           <w:p>
+            <w:pPr>
+              <w:spacing w:line="360" w:lineRule="auto" w:before="0" w:after="0"/>
+              <w:ind w:firstLine="0"/>
+              <w:jc w:val="center"/>
+            </w:pPr>
             <w:r>
               <w:rPr>
-                <w:sz w:val="18"/>
+                <w:rFonts w:ascii="Times New Roman" w:hAnsi="Times New Roman" w:eastAsia="Times New Roman" w:cs="Times New Roman"/>
+                <w:b/>
+                <w:sz w:val="22"/>
               </w:rPr>
               <w:t>Симптом</w:t>
             </w:r>
@@ -1352,9 +2066,16 @@
             <w:tcW w:type="dxa" w:w="2160"/>
           </w:tcPr>
           <w:p>
+            <w:pPr>
+              <w:spacing w:line="360" w:lineRule="auto" w:before="0" w:after="0"/>
+              <w:ind w:firstLine="0"/>
+              <w:jc w:val="center"/>
+            </w:pPr>
             <w:r>
               <w:rPr>
-                <w:sz w:val="18"/>
+                <w:rFonts w:ascii="Times New Roman" w:hAnsi="Times New Roman" w:eastAsia="Times New Roman" w:cs="Times New Roman"/>
+                <w:b/>
+                <w:sz w:val="22"/>
               </w:rPr>
               <w:t>Где смотреть</w:t>
             </w:r>
@@ -1365,9 +2086,16 @@
             <w:tcW w:type="dxa" w:w="2160"/>
           </w:tcPr>
           <w:p>
+            <w:pPr>
+              <w:spacing w:line="360" w:lineRule="auto" w:before="0" w:after="0"/>
+              <w:ind w:firstLine="0"/>
+              <w:jc w:val="center"/>
+            </w:pPr>
             <w:r>
               <w:rPr>
-                <w:sz w:val="18"/>
+                <w:rFonts w:ascii="Times New Roman" w:hAnsi="Times New Roman" w:eastAsia="Times New Roman" w:cs="Times New Roman"/>
+                <w:b/>
+                <w:sz w:val="22"/>
               </w:rPr>
               <w:t>Причина</w:t>
             </w:r>
@@ -1378,9 +2106,16 @@
             <w:tcW w:type="dxa" w:w="2160"/>
           </w:tcPr>
           <w:p>
+            <w:pPr>
+              <w:spacing w:line="360" w:lineRule="auto" w:before="0" w:after="0"/>
+              <w:ind w:firstLine="0"/>
+              <w:jc w:val="center"/>
+            </w:pPr>
             <w:r>
               <w:rPr>
-                <w:sz w:val="18"/>
+                <w:rFonts w:ascii="Times New Roman" w:hAnsi="Times New Roman" w:eastAsia="Times New Roman" w:cs="Times New Roman"/>
+                <w:b/>
+                <w:sz w:val="22"/>
               </w:rPr>
               <w:t>Исправление</w:t>
             </w:r>
@@ -1393,9 +2128,16 @@
             <w:tcW w:type="dxa" w:w="2160"/>
           </w:tcPr>
           <w:p>
+            <w:pPr>
+              <w:spacing w:line="360" w:lineRule="auto" w:before="0" w:after="0"/>
+              <w:ind w:firstLine="0"/>
+              <w:jc w:val="both"/>
+            </w:pPr>
             <w:r>
               <w:rPr>
-                <w:sz w:val="18"/>
+                <w:rFonts w:ascii="Times New Roman" w:hAnsi="Times New Roman" w:eastAsia="Times New Roman" w:cs="Times New Roman"/>
+                <w:b w:val="0"/>
+                <w:sz w:val="22"/>
               </w:rPr>
               <w:t>404 на известном пути</w:t>
             </w:r>
@@ -1406,9 +2148,16 @@
             <w:tcW w:type="dxa" w:w="2160"/>
           </w:tcPr>
           <w:p>
+            <w:pPr>
+              <w:spacing w:line="360" w:lineRule="auto" w:before="0" w:after="0"/>
+              <w:ind w:firstLine="0"/>
+              <w:jc w:val="both"/>
+            </w:pPr>
             <w:r>
               <w:rPr>
-                <w:sz w:val="18"/>
+                <w:rFonts w:ascii="Times New Roman" w:hAnsi="Times New Roman" w:eastAsia="Times New Roman" w:cs="Times New Roman"/>
+                <w:b w:val="0"/>
+                <w:sz w:val="22"/>
               </w:rPr>
               <w:t>URL и path</w:t>
             </w:r>
@@ -1419,9 +2168,16 @@
             <w:tcW w:type="dxa" w:w="2160"/>
           </w:tcPr>
           <w:p>
+            <w:pPr>
+              <w:spacing w:line="360" w:lineRule="auto" w:before="0" w:after="0"/>
+              <w:ind w:firstLine="0"/>
+              <w:jc w:val="both"/>
+            </w:pPr>
             <w:r>
               <w:rPr>
-                <w:sz w:val="18"/>
+                <w:rFonts w:ascii="Times New Roman" w:hAnsi="Times New Roman" w:eastAsia="Times New Roman" w:cs="Times New Roman"/>
+                <w:b w:val="0"/>
+                <w:sz w:val="22"/>
               </w:rPr>
             </w:r>
           </w:p>
@@ -1431,9 +2187,16 @@
             <w:tcW w:type="dxa" w:w="2160"/>
           </w:tcPr>
           <w:p>
+            <w:pPr>
+              <w:spacing w:line="360" w:lineRule="auto" w:before="0" w:after="0"/>
+              <w:ind w:firstLine="0"/>
+              <w:jc w:val="both"/>
+            </w:pPr>
             <w:r>
               <w:rPr>
-                <w:sz w:val="18"/>
+                <w:rFonts w:ascii="Times New Roman" w:hAnsi="Times New Roman" w:eastAsia="Times New Roman" w:cs="Times New Roman"/>
+                <w:b w:val="0"/>
+                <w:sz w:val="22"/>
               </w:rPr>
             </w:r>
           </w:p>
@@ -1445,9 +2208,16 @@
             <w:tcW w:type="dxa" w:w="2160"/>
           </w:tcPr>
           <w:p>
+            <w:pPr>
+              <w:spacing w:line="360" w:lineRule="auto" w:before="0" w:after="0"/>
+              <w:ind w:firstLine="0"/>
+              <w:jc w:val="both"/>
+            </w:pPr>
             <w:r>
               <w:rPr>
-                <w:sz w:val="18"/>
+                <w:rFonts w:ascii="Times New Roman" w:hAnsi="Times New Roman" w:eastAsia="Times New Roman" w:cs="Times New Roman"/>
+                <w:b w:val="0"/>
+                <w:sz w:val="22"/>
               </w:rPr>
               <w:t>400 при создании</w:t>
             </w:r>
@@ -1458,9 +2228,16 @@
             <w:tcW w:type="dxa" w:w="2160"/>
           </w:tcPr>
           <w:p>
+            <w:pPr>
+              <w:spacing w:line="360" w:lineRule="auto" w:before="0" w:after="0"/>
+              <w:ind w:firstLine="0"/>
+              <w:jc w:val="both"/>
+            </w:pPr>
             <w:r>
               <w:rPr>
-                <w:sz w:val="18"/>
+                <w:rFonts w:ascii="Times New Roman" w:hAnsi="Times New Roman" w:eastAsia="Times New Roman" w:cs="Times New Roman"/>
+                <w:b w:val="0"/>
+                <w:sz w:val="22"/>
               </w:rPr>
               <w:t>тело JSON и поля</w:t>
             </w:r>
@@ -1471,9 +2248,16 @@
             <w:tcW w:type="dxa" w:w="2160"/>
           </w:tcPr>
           <w:p>
+            <w:pPr>
+              <w:spacing w:line="360" w:lineRule="auto" w:before="0" w:after="0"/>
+              <w:ind w:firstLine="0"/>
+              <w:jc w:val="both"/>
+            </w:pPr>
             <w:r>
               <w:rPr>
-                <w:sz w:val="18"/>
+                <w:rFonts w:ascii="Times New Roman" w:hAnsi="Times New Roman" w:eastAsia="Times New Roman" w:cs="Times New Roman"/>
+                <w:b w:val="0"/>
+                <w:sz w:val="22"/>
               </w:rPr>
             </w:r>
           </w:p>
@@ -1483,9 +2267,16 @@
             <w:tcW w:type="dxa" w:w="2160"/>
           </w:tcPr>
           <w:p>
+            <w:pPr>
+              <w:spacing w:line="360" w:lineRule="auto" w:before="0" w:after="0"/>
+              <w:ind w:firstLine="0"/>
+              <w:jc w:val="both"/>
+            </w:pPr>
             <w:r>
               <w:rPr>
-                <w:sz w:val="18"/>
+                <w:rFonts w:ascii="Times New Roman" w:hAnsi="Times New Roman" w:eastAsia="Times New Roman" w:cs="Times New Roman"/>
+                <w:b w:val="0"/>
+                <w:sz w:val="22"/>
               </w:rPr>
             </w:r>
           </w:p>
@@ -1497,9 +2288,16 @@
             <w:tcW w:type="dxa" w:w="2160"/>
           </w:tcPr>
           <w:p>
+            <w:pPr>
+              <w:spacing w:line="360" w:lineRule="auto" w:before="0" w:after="0"/>
+              <w:ind w:firstLine="0"/>
+              <w:jc w:val="both"/>
+            </w:pPr>
             <w:r>
               <w:rPr>
-                <w:sz w:val="18"/>
+                <w:rFonts w:ascii="Times New Roman" w:hAnsi="Times New Roman" w:eastAsia="Times New Roman" w:cs="Times New Roman"/>
+                <w:b w:val="0"/>
+                <w:sz w:val="22"/>
               </w:rPr>
               <w:t>500 на /api/error</w:t>
             </w:r>
@@ -1510,9 +2308,16 @@
             <w:tcW w:type="dxa" w:w="2160"/>
           </w:tcPr>
           <w:p>
+            <w:pPr>
+              <w:spacing w:line="360" w:lineRule="auto" w:before="0" w:after="0"/>
+              <w:ind w:firstLine="0"/>
+              <w:jc w:val="both"/>
+            </w:pPr>
             <w:r>
               <w:rPr>
-                <w:sz w:val="18"/>
+                <w:rFonts w:ascii="Times New Roman" w:hAnsi="Times New Roman" w:eastAsia="Times New Roman" w:cs="Times New Roman"/>
+                <w:b w:val="0"/>
+                <w:sz w:val="22"/>
               </w:rPr>
               <w:t>это учебная ошибка</w:t>
             </w:r>
@@ -1523,9 +2328,16 @@
             <w:tcW w:type="dxa" w:w="2160"/>
           </w:tcPr>
           <w:p>
+            <w:pPr>
+              <w:spacing w:line="360" w:lineRule="auto" w:before="0" w:after="0"/>
+              <w:ind w:firstLine="0"/>
+              <w:jc w:val="both"/>
+            </w:pPr>
             <w:r>
               <w:rPr>
-                <w:sz w:val="18"/>
+                <w:rFonts w:ascii="Times New Roman" w:hAnsi="Times New Roman" w:eastAsia="Times New Roman" w:cs="Times New Roman"/>
+                <w:b w:val="0"/>
+                <w:sz w:val="22"/>
               </w:rPr>
             </w:r>
           </w:p>
@@ -1535,9 +2347,16 @@
             <w:tcW w:type="dxa" w:w="2160"/>
           </w:tcPr>
           <w:p>
+            <w:pPr>
+              <w:spacing w:line="360" w:lineRule="auto" w:before="0" w:after="0"/>
+              <w:ind w:firstLine="0"/>
+              <w:jc w:val="both"/>
+            </w:pPr>
             <w:r>
               <w:rPr>
-                <w:sz w:val="18"/>
+                <w:rFonts w:ascii="Times New Roman" w:hAnsi="Times New Roman" w:eastAsia="Times New Roman" w:cs="Times New Roman"/>
+                <w:b w:val="0"/>
+                <w:sz w:val="22"/>
               </w:rPr>
             </w:r>
           </w:p>
@@ -1549,9 +2368,16 @@
             <w:tcW w:type="dxa" w:w="2160"/>
           </w:tcPr>
           <w:p>
+            <w:pPr>
+              <w:spacing w:line="360" w:lineRule="auto" w:before="0" w:after="0"/>
+              <w:ind w:firstLine="0"/>
+              <w:jc w:val="both"/>
+            </w:pPr>
             <w:r>
               <w:rPr>
-                <w:sz w:val="18"/>
+                <w:rFonts w:ascii="Times New Roman" w:hAnsi="Times New Roman" w:eastAsia="Times New Roman" w:cs="Times New Roman"/>
+                <w:b w:val="0"/>
+                <w:sz w:val="22"/>
               </w:rPr>
               <w:t>Таймаут</w:t>
             </w:r>
@@ -1562,9 +2388,16 @@
             <w:tcW w:type="dxa" w:w="2160"/>
           </w:tcPr>
           <w:p>
+            <w:pPr>
+              <w:spacing w:line="360" w:lineRule="auto" w:before="0" w:after="0"/>
+              <w:ind w:firstLine="0"/>
+              <w:jc w:val="both"/>
+            </w:pPr>
             <w:r>
               <w:rPr>
-                <w:sz w:val="18"/>
+                <w:rFonts w:ascii="Times New Roman" w:hAnsi="Times New Roman" w:eastAsia="Times New Roman" w:cs="Times New Roman"/>
+                <w:b w:val="0"/>
+                <w:sz w:val="22"/>
               </w:rPr>
               <w:t>сервис и порт</w:t>
             </w:r>
@@ -1575,9 +2408,16 @@
             <w:tcW w:type="dxa" w:w="2160"/>
           </w:tcPr>
           <w:p>
+            <w:pPr>
+              <w:spacing w:line="360" w:lineRule="auto" w:before="0" w:after="0"/>
+              <w:ind w:firstLine="0"/>
+              <w:jc w:val="both"/>
+            </w:pPr>
             <w:r>
               <w:rPr>
-                <w:sz w:val="18"/>
+                <w:rFonts w:ascii="Times New Roman" w:hAnsi="Times New Roman" w:eastAsia="Times New Roman" w:cs="Times New Roman"/>
+                <w:b w:val="0"/>
+                <w:sz w:val="22"/>
               </w:rPr>
             </w:r>
           </w:p>
@@ -1587,9 +2427,16 @@
             <w:tcW w:type="dxa" w:w="2160"/>
           </w:tcPr>
           <w:p>
+            <w:pPr>
+              <w:spacing w:line="360" w:lineRule="auto" w:before="0" w:after="0"/>
+              <w:ind w:firstLine="0"/>
+              <w:jc w:val="both"/>
+            </w:pPr>
             <w:r>
               <w:rPr>
-                <w:sz w:val="18"/>
+                <w:rFonts w:ascii="Times New Roman" w:hAnsi="Times New Roman" w:eastAsia="Times New Roman" w:cs="Times New Roman"/>
+                <w:b w:val="0"/>
+                <w:sz w:val="22"/>
               </w:rPr>
             </w:r>
           </w:p>
@@ -1601,9 +2448,16 @@
             <w:tcW w:type="dxa" w:w="2160"/>
           </w:tcPr>
           <w:p>
+            <w:pPr>
+              <w:spacing w:line="360" w:lineRule="auto" w:before="0" w:after="0"/>
+              <w:ind w:firstLine="0"/>
+              <w:jc w:val="both"/>
+            </w:pPr>
             <w:r>
               <w:rPr>
-                <w:sz w:val="18"/>
+                <w:rFonts w:ascii="Times New Roman" w:hAnsi="Times New Roman" w:eastAsia="Times New Roman" w:cs="Times New Roman"/>
+                <w:b w:val="0"/>
+                <w:sz w:val="22"/>
               </w:rPr>
               <w:t>Пустая страница</w:t>
             </w:r>
@@ -1614,9 +2468,16 @@
             <w:tcW w:type="dxa" w:w="2160"/>
           </w:tcPr>
           <w:p>
+            <w:pPr>
+              <w:spacing w:line="360" w:lineRule="auto" w:before="0" w:after="0"/>
+              <w:ind w:firstLine="0"/>
+              <w:jc w:val="both"/>
+            </w:pPr>
             <w:r>
               <w:rPr>
-                <w:sz w:val="18"/>
+                <w:rFonts w:ascii="Times New Roman" w:hAnsi="Times New Roman" w:eastAsia="Times New Roman" w:cs="Times New Roman"/>
+                <w:b w:val="0"/>
+                <w:sz w:val="22"/>
               </w:rPr>
               <w:t>limit и offset</w:t>
             </w:r>
@@ -1627,9 +2488,16 @@
             <w:tcW w:type="dxa" w:w="2160"/>
           </w:tcPr>
           <w:p>
+            <w:pPr>
+              <w:spacing w:line="360" w:lineRule="auto" w:before="0" w:after="0"/>
+              <w:ind w:firstLine="0"/>
+              <w:jc w:val="both"/>
+            </w:pPr>
             <w:r>
               <w:rPr>
-                <w:sz w:val="18"/>
+                <w:rFonts w:ascii="Times New Roman" w:hAnsi="Times New Roman" w:eastAsia="Times New Roman" w:cs="Times New Roman"/>
+                <w:b w:val="0"/>
+                <w:sz w:val="22"/>
               </w:rPr>
             </w:r>
           </w:p>
@@ -1639,9 +2507,16 @@
             <w:tcW w:type="dxa" w:w="2160"/>
           </w:tcPr>
           <w:p>
+            <w:pPr>
+              <w:spacing w:line="360" w:lineRule="auto" w:before="0" w:after="0"/>
+              <w:ind w:firstLine="0"/>
+              <w:jc w:val="both"/>
+            </w:pPr>
             <w:r>
               <w:rPr>
-                <w:sz w:val="18"/>
+                <w:rFonts w:ascii="Times New Roman" w:hAnsi="Times New Roman" w:eastAsia="Times New Roman" w:cs="Times New Roman"/>
+                <w:b w:val="0"/>
+                <w:sz w:val="22"/>
               </w:rPr>
             </w:r>
           </w:p>
@@ -1653,9 +2528,16 @@
             <w:tcW w:type="dxa" w:w="2160"/>
           </w:tcPr>
           <w:p>
+            <w:pPr>
+              <w:spacing w:line="360" w:lineRule="auto" w:before="0" w:after="0"/>
+              <w:ind w:firstLine="0"/>
+              <w:jc w:val="both"/>
+            </w:pPr>
             <w:r>
               <w:rPr>
-                <w:sz w:val="18"/>
+                <w:rFonts w:ascii="Times New Roman" w:hAnsi="Times New Roman" w:eastAsia="Times New Roman" w:cs="Times New Roman"/>
+                <w:b w:val="0"/>
+                <w:sz w:val="22"/>
               </w:rPr>
               <w:t>Повтор создал дубль</w:t>
             </w:r>
@@ -1666,9 +2548,16 @@
             <w:tcW w:type="dxa" w:w="2160"/>
           </w:tcPr>
           <w:p>
+            <w:pPr>
+              <w:spacing w:line="360" w:lineRule="auto" w:before="0" w:after="0"/>
+              <w:ind w:firstLine="0"/>
+              <w:jc w:val="both"/>
+            </w:pPr>
             <w:r>
               <w:rPr>
-                <w:sz w:val="18"/>
+                <w:rFonts w:ascii="Times New Roman" w:hAnsi="Times New Roman" w:eastAsia="Times New Roman" w:cs="Times New Roman"/>
+                <w:b w:val="0"/>
+                <w:sz w:val="22"/>
               </w:rPr>
               <w:t>ключ и уникальность</w:t>
             </w:r>
@@ -1679,9 +2568,16 @@
             <w:tcW w:type="dxa" w:w="2160"/>
           </w:tcPr>
           <w:p>
+            <w:pPr>
+              <w:spacing w:line="360" w:lineRule="auto" w:before="0" w:after="0"/>
+              <w:ind w:firstLine="0"/>
+              <w:jc w:val="both"/>
+            </w:pPr>
             <w:r>
               <w:rPr>
-                <w:sz w:val="18"/>
+                <w:rFonts w:ascii="Times New Roman" w:hAnsi="Times New Roman" w:eastAsia="Times New Roman" w:cs="Times New Roman"/>
+                <w:b w:val="0"/>
+                <w:sz w:val="22"/>
               </w:rPr>
             </w:r>
           </w:p>
@@ -1691,9 +2587,16 @@
             <w:tcW w:type="dxa" w:w="2160"/>
           </w:tcPr>
           <w:p>
+            <w:pPr>
+              <w:spacing w:line="360" w:lineRule="auto" w:before="0" w:after="0"/>
+              <w:ind w:firstLine="0"/>
+              <w:jc w:val="both"/>
+            </w:pPr>
             <w:r>
               <w:rPr>
-                <w:sz w:val="18"/>
+                <w:rFonts w:ascii="Times New Roman" w:hAnsi="Times New Roman" w:eastAsia="Times New Roman" w:cs="Times New Roman"/>
+                <w:b w:val="0"/>
+                <w:sz w:val="22"/>
               </w:rPr>
             </w:r>
           </w:p>
@@ -1702,22 +2605,31 @@
     </w:tbl>
     <w:p/>
     <w:p>
+      <w:pPr>
+        <w:spacing w:line="360" w:lineRule="auto" w:before="0" w:after="0"/>
+        <w:ind w:firstLine="709"/>
+        <w:jc w:val="both"/>
+      </w:pPr>
       <w:r>
         <w:rPr>
+          <w:rFonts w:ascii="Times New Roman" w:hAnsi="Times New Roman" w:eastAsia="Times New Roman" w:cs="Times New Roman"/>
           <w:b/>
-          <w:sz w:val="24"/>
+          <w:sz w:val="28"/>
         </w:rPr>
         <w:t>Скриншоты выполнения работы</w:t>
       </w:r>
     </w:p>
     <w:p>
       <w:pPr>
+        <w:spacing w:line="360" w:lineRule="auto" w:before="0" w:after="0"/>
+        <w:ind w:firstLine="0"/>
         <w:jc w:val="center"/>
       </w:pPr>
       <w:r>
         <w:rPr>
+          <w:rFonts w:ascii="Times New Roman" w:hAnsi="Times New Roman" w:eastAsia="Times New Roman" w:cs="Times New Roman"/>
           <w:i/>
-          <w:sz w:val="22"/>
+          <w:sz w:val="28"/>
         </w:rPr>
         <w:t>[ Место для скриншота: запуск mock API и вывод health.json ]</w:t>
       </w:r>
@@ -1725,12 +2637,15 @@
     <w:p/>
     <w:p>
       <w:pPr>
+        <w:spacing w:line="360" w:lineRule="auto" w:before="0" w:after="0"/>
+        <w:ind w:firstLine="0"/>
         <w:jc w:val="center"/>
       </w:pPr>
       <w:r>
         <w:rPr>
+          <w:rFonts w:ascii="Times New Roman" w:hAnsi="Times New Roman" w:eastAsia="Times New Roman" w:cs="Times New Roman"/>
           <w:i/>
-          <w:sz w:val="22"/>
+          <w:sz w:val="28"/>
         </w:rPr>
         <w:t>[ Место для скриншота: коллекция и окружение Postman ]</w:t>
       </w:r>
@@ -1738,12 +2653,15 @@
     <w:p/>
     <w:p>
       <w:pPr>
+        <w:spacing w:line="360" w:lineRule="auto" w:before="0" w:after="0"/>
+        <w:ind w:firstLine="0"/>
         <w:jc w:val="center"/>
       </w:pPr>
       <w:r>
         <w:rPr>
+          <w:rFonts w:ascii="Times New Roman" w:hAnsi="Times New Roman" w:eastAsia="Times New Roman" w:cs="Times New Roman"/>
           <w:i/>
-          <w:sz w:val="22"/>
+          <w:sz w:val="28"/>
         </w:rPr>
         <w:t>[ Место для скриншота: успешные тесты Postman ]</w:t>
       </w:r>
@@ -1751,12 +2669,15 @@
     <w:p/>
     <w:p>
       <w:pPr>
+        <w:spacing w:line="360" w:lineRule="auto" w:before="0" w:after="0"/>
+        <w:ind w:firstLine="0"/>
         <w:jc w:val="center"/>
       </w:pPr>
       <w:r>
         <w:rPr>
+          <w:rFonts w:ascii="Times New Roman" w:hAnsi="Times New Roman" w:eastAsia="Times New Roman" w:cs="Times New Roman"/>
           <w:i/>
-          <w:sz w:val="22"/>
+          <w:sz w:val="28"/>
         </w:rPr>
         <w:t>[ Место для скриншота: тест 404 и тест 400 ]</w:t>
       </w:r>
@@ -1764,12 +2685,15 @@
     <w:p/>
     <w:p>
       <w:pPr>
+        <w:spacing w:line="360" w:lineRule="auto" w:before="0" w:after="0"/>
+        <w:ind w:firstLine="0"/>
         <w:jc w:val="center"/>
       </w:pPr>
       <w:r>
         <w:rPr>
+          <w:rFonts w:ascii="Times New Roman" w:hAnsi="Times New Roman" w:eastAsia="Times New Roman" w:cs="Times New Roman"/>
           <w:i/>
-          <w:sz w:val="22"/>
+          <w:sz w:val="28"/>
         </w:rPr>
         <w:t>[ Место для скриншота: запуск api_client.py и файл students.json ]</w:t>
       </w:r>
@@ -1777,93 +2701,147 @@
     <w:p/>
     <w:p>
       <w:pPr>
+        <w:spacing w:line="360" w:lineRule="auto" w:before="0" w:after="0"/>
+        <w:ind w:firstLine="0"/>
         <w:jc w:val="center"/>
       </w:pPr>
       <w:r>
         <w:rPr>
+          <w:rFonts w:ascii="Times New Roman" w:hAnsi="Times New Roman" w:eastAsia="Times New Roman" w:cs="Times New Roman"/>
           <w:i/>
-          <w:sz w:val="22"/>
+          <w:sz w:val="28"/>
         </w:rPr>
         <w:t>[ Место для скриншота: сравнение ответов Postman и Python ]</w:t>
       </w:r>
     </w:p>
     <w:p/>
     <w:p>
+      <w:pPr>
+        <w:pStyle w:val="Heading1"/>
+        <w:keepNext/>
+        <w:keepLines/>
+        <w:spacing w:line="240" w:lineRule="auto" w:before="240" w:after="0"/>
+        <w:ind w:firstLine="0" w:left="0"/>
+        <w:jc w:val="both"/>
+      </w:pPr>
       <w:r>
         <w:rPr>
-          <w:b/>
-          <w:sz w:val="24"/>
+          <w:rFonts w:ascii="Times New Roman" w:hAnsi="Times New Roman" w:eastAsia="Times New Roman" w:cs="Times New Roman"/>
+          <w:b w:val="0"/>
+          <w:sz w:val="28"/>
         </w:rPr>
         <w:t>Вывод</w:t>
       </w:r>
     </w:p>
     <w:p>
+      <w:pPr>
+        <w:spacing w:line="360" w:lineRule="auto" w:before="0" w:after="0"/>
+        <w:ind w:firstLine="709"/>
+        <w:jc w:val="both"/>
+      </w:pPr>
       <w:r>
         <w:rPr>
+          <w:rFonts w:ascii="Times New Roman" w:hAnsi="Times New Roman" w:eastAsia="Times New Roman" w:cs="Times New Roman"/>
           <w:b w:val="0"/>
-          <w:sz w:val="24"/>
+          <w:sz w:val="28"/>
         </w:rPr>
         <w:t>Почему код 200 не доказывает корректность данных? Как вы проверяли поля и количество записей? Что изменится, если сервис начнёт возвращать данные страницами по 5 записей?</w:t>
       </w:r>
     </w:p>
     <w:p>
+      <w:pPr>
+        <w:spacing w:line="360" w:lineRule="auto" w:before="0" w:after="0"/>
+        <w:ind w:firstLine="709"/>
+        <w:jc w:val="both"/>
+      </w:pPr>
       <w:r>
         <w:rPr>
+          <w:rFonts w:ascii="Times New Roman" w:hAnsi="Times New Roman" w:eastAsia="Times New Roman" w:cs="Times New Roman"/>
           <w:b w:val="0"/>
-          <w:sz w:val="24"/>
+          <w:sz w:val="28"/>
         </w:rPr>
         <w:t>Какая ошибка была самой трудной и как вы нашли её причину?</w:t>
       </w:r>
     </w:p>
     <w:p>
+      <w:pPr>
+        <w:spacing w:line="360" w:lineRule="auto" w:before="0" w:after="0"/>
+        <w:ind w:firstLine="709"/>
+        <w:jc w:val="both"/>
+      </w:pPr>
       <w:r>
         <w:rPr>
+          <w:rFonts w:ascii="Times New Roman" w:hAnsi="Times New Roman" w:eastAsia="Times New Roman" w:cs="Times New Roman"/>
           <w:b w:val="0"/>
-          <w:sz w:val="24"/>
+          <w:sz w:val="28"/>
         </w:rPr>
         <w:t>________________________________________________________________________</w:t>
       </w:r>
     </w:p>
     <w:p>
+      <w:pPr>
+        <w:spacing w:line="360" w:lineRule="auto" w:before="0" w:after="0"/>
+        <w:ind w:firstLine="709"/>
+        <w:jc w:val="both"/>
+      </w:pPr>
       <w:r>
         <w:rPr>
+          <w:rFonts w:ascii="Times New Roman" w:hAnsi="Times New Roman" w:eastAsia="Times New Roman" w:cs="Times New Roman"/>
           <w:b w:val="0"/>
-          <w:sz w:val="24"/>
+          <w:sz w:val="28"/>
         </w:rPr>
         <w:t>________________________________________________________________________</w:t>
       </w:r>
     </w:p>
     <w:p>
+      <w:pPr>
+        <w:spacing w:line="360" w:lineRule="auto" w:before="0" w:after="0"/>
+        <w:ind w:firstLine="709"/>
+        <w:jc w:val="both"/>
+      </w:pPr>
       <w:r>
         <w:rPr>
+          <w:rFonts w:ascii="Times New Roman" w:hAnsi="Times New Roman" w:eastAsia="Times New Roman" w:cs="Times New Roman"/>
           <w:b w:val="0"/>
-          <w:sz w:val="24"/>
+          <w:sz w:val="28"/>
         </w:rPr>
         <w:t>________________________________________________________________________</w:t>
       </w:r>
     </w:p>
     <w:p>
+      <w:pPr>
+        <w:spacing w:line="360" w:lineRule="auto" w:before="0" w:after="0"/>
+        <w:ind w:firstLine="709"/>
+        <w:jc w:val="both"/>
+      </w:pPr>
       <w:r>
         <w:rPr>
+          <w:rFonts w:ascii="Times New Roman" w:hAnsi="Times New Roman" w:eastAsia="Times New Roman" w:cs="Times New Roman"/>
           <w:b w:val="0"/>
-          <w:sz w:val="24"/>
+          <w:sz w:val="28"/>
         </w:rPr>
         <w:t>________________________________________________________________________</w:t>
       </w:r>
     </w:p>
     <w:p>
+      <w:pPr>
+        <w:spacing w:line="360" w:lineRule="auto" w:before="0" w:after="0"/>
+        <w:ind w:firstLine="709"/>
+        <w:jc w:val="both"/>
+      </w:pPr>
       <w:r>
         <w:rPr>
+          <w:rFonts w:ascii="Times New Roman" w:hAnsi="Times New Roman" w:eastAsia="Times New Roman" w:cs="Times New Roman"/>
           <w:b w:val="0"/>
-          <w:sz w:val="24"/>
+          <w:sz w:val="28"/>
         </w:rPr>
         <w:t>________________________________________________________________________</w:t>
       </w:r>
     </w:p>
     <w:p/>
     <w:sectPr>
-      <w:pgSz w:w="12240" w:h="15840"/>
-      <w:pgMar w:top="1440" w:right="1800" w:bottom="1440" w:left="1800" w:header="720" w:footer="720" w:gutter="0"/>
+      <w:pgSz w:w="11906" w:h="16838"/>
+      <w:pgMar w:top="1134" w:right="850" w:bottom="1134" w:left="1701" w:header="720" w:footer="720" w:gutter="0"/>
       <w:cols w:space="720"/>
       <w:docGrid w:linePitch="360"/>
     </w:sectPr>
@@ -2234,9 +3212,14 @@
     <w:name w:val="Normal"/>
     <w:qFormat/>
     <w:rsid w:val="00FC693F"/>
+    <w:pPr>
+      <w:spacing w:line="360" w:lineRule="auto" w:before="0" w:after="0"/>
+      <w:ind w:firstLine="709"/>
+      <w:jc w:val="both"/>
+    </w:pPr>
     <w:rPr>
-      <w:rFonts w:ascii="Times New Roman" w:hAnsi="Times New Roman"/>
-      <w:sz w:val="24"/>
+      <w:rFonts w:ascii="Times New Roman" w:hAnsi="Times New Roman" w:eastAsia="Times New Roman" w:cs="Times New Roman"/>
+      <w:sz w:val="28"/>
     </w:rPr>
   </w:style>
   <w:style w:type="paragraph" w:styleId="Header">
@@ -2294,12 +3277,14 @@
     <w:pPr>
       <w:keepNext/>
       <w:keepLines/>
-      <w:spacing w:before="480" w:after="0"/>
+      <w:spacing w:before="240" w:after="0" w:line="240" w:lineRule="auto"/>
+      <w:ind w:firstLine="0" w:left="0"/>
+      <w:jc w:val="both"/>
       <w:outlineLvl w:val="0"/>
     </w:pPr>
     <w:rPr>
-      <w:rFonts w:asciiTheme="majorHAnsi" w:eastAsiaTheme="majorEastAsia" w:hAnsiTheme="majorHAnsi" w:cstheme="majorBidi"/>
-      <w:b/>
+      <w:rFonts w:asciiTheme="majorHAnsi" w:eastAsiaTheme="majorEastAsia" w:hAnsiTheme="majorHAnsi" w:cstheme="majorBidi" w:ascii="Times New Roman" w:hAnsi="Times New Roman" w:eastAsia="Times New Roman" w:cs="Times New Roman"/>
+      <w:b w:val="0"/>
       <w:bCs/>
       <w:color w:val="365F91" w:themeColor="accent1" w:themeShade="BF"/>
       <w:sz w:val="28"/>
@@ -2318,15 +3303,17 @@
     <w:pPr>
       <w:keepNext/>
       <w:keepLines/>
-      <w:spacing w:before="200" w:after="0"/>
+      <w:spacing w:before="40" w:after="0" w:line="240" w:lineRule="auto"/>
+      <w:ind w:firstLine="0" w:left="0"/>
+      <w:jc w:val="left"/>
       <w:outlineLvl w:val="1"/>
     </w:pPr>
     <w:rPr>
-      <w:rFonts w:asciiTheme="majorHAnsi" w:eastAsiaTheme="majorEastAsia" w:hAnsiTheme="majorHAnsi" w:cstheme="majorBidi"/>
+      <w:rFonts w:asciiTheme="majorHAnsi" w:eastAsiaTheme="majorEastAsia" w:hAnsiTheme="majorHAnsi" w:cstheme="majorBidi" w:ascii="Times New Roman" w:hAnsi="Times New Roman" w:eastAsia="Times New Roman" w:cs="Times New Roman"/>
       <w:b/>
       <w:bCs/>
       <w:color w:val="4F81BD" w:themeColor="accent1"/>
-      <w:sz w:val="26"/>
+      <w:sz w:val="28"/>
       <w:szCs w:val="26"/>
     </w:rPr>
   </w:style>
@@ -2656,9 +3643,14 @@
     <w:qFormat/>
     <w:rsid w:val="00FC693F"/>
     <w:pPr>
-      <w:ind w:left="720"/>
+      <w:spacing w:line="360" w:lineRule="auto" w:before="0" w:after="0"/>
+      <w:ind w:left="709" w:firstLine="0"/>
       <w:contextualSpacing/>
     </w:pPr>
+    <w:rPr>
+      <w:rFonts w:ascii="Times New Roman" w:hAnsi="Times New Roman" w:eastAsia="Times New Roman" w:cs="Times New Roman"/>
+      <w:sz w:val="28"/>
+    </w:rPr>
   </w:style>
   <w:style w:type="paragraph" w:styleId="BodyText">
     <w:name w:val="Body Text"/>

--- a/docs/4/uifis/reports/UIFIS_practice-10_report-template.docx
+++ b/docs/4/uifis/reports/UIFIS_practice-10_report-template.docx
@@ -12,6 +12,7 @@
         <w:rPr>
           <w:rFonts w:ascii="Times New Roman" w:hAnsi="Times New Roman" w:eastAsia="Times New Roman" w:cs="Times New Roman"/>
           <w:b/>
+          <w:color w:val="000000"/>
           <w:sz w:val="28"/>
         </w:rPr>
         <w:t>Устройство и функционирование информационной системы (МДК.06.03)</w:t>
@@ -27,6 +28,7 @@
         <w:rPr>
           <w:rFonts w:ascii="Times New Roman" w:hAnsi="Times New Roman" w:eastAsia="Times New Roman" w:cs="Times New Roman"/>
           <w:b/>
+          <w:color w:val="000000"/>
           <w:sz w:val="28"/>
         </w:rPr>
         <w:t>Отчёт по практической работе 10</w:t>
@@ -42,6 +44,7 @@
         <w:rPr>
           <w:rFonts w:ascii="Times New Roman" w:hAnsi="Times New Roman" w:eastAsia="Times New Roman" w:cs="Times New Roman"/>
           <w:b w:val="0"/>
+          <w:color w:val="000000"/>
           <w:sz w:val="28"/>
         </w:rPr>
         <w:t>Тема: Работа с веб-API информационной системы</w:t>
@@ -58,6 +61,7 @@
         <w:rPr>
           <w:rFonts w:ascii="Times New Roman" w:hAnsi="Times New Roman" w:eastAsia="Times New Roman" w:cs="Times New Roman"/>
           <w:b w:val="0"/>
+          <w:color w:val="000000"/>
           <w:sz w:val="28"/>
         </w:rPr>
         <w:t>ФИО студента: ______________________________________</w:t>
@@ -73,6 +77,7 @@
         <w:rPr>
           <w:rFonts w:ascii="Times New Roman" w:hAnsi="Times New Roman" w:eastAsia="Times New Roman" w:cs="Times New Roman"/>
           <w:b w:val="0"/>
+          <w:color w:val="000000"/>
           <w:sz w:val="28"/>
         </w:rPr>
         <w:t>Группа: ______________________  Дата: _______________</w:t>
@@ -84,14 +89,16 @@
         <w:pStyle w:val="Heading1"/>
         <w:keepNext/>
         <w:keepLines/>
+        <w:pageBreakBefore/>
         <w:spacing w:line="240" w:lineRule="auto" w:before="240" w:after="0"/>
-        <w:ind w:firstLine="0" w:left="0"/>
+        <w:ind w:left="0" w:firstLine="0"/>
         <w:jc w:val="both"/>
       </w:pPr>
       <w:r>
         <w:rPr>
           <w:rFonts w:ascii="Times New Roman" w:hAnsi="Times New Roman" w:eastAsia="Times New Roman" w:cs="Times New Roman"/>
           <w:b w:val="0"/>
+          <w:color w:val="000000"/>
           <w:sz w:val="28"/>
         </w:rPr>
         <w:t>Цель работы</w:t>
@@ -107,6 +114,7 @@
         <w:rPr>
           <w:rFonts w:ascii="Times New Roman" w:hAnsi="Times New Roman" w:eastAsia="Times New Roman" w:cs="Times New Roman"/>
           <w:b w:val="0"/>
+          <w:color w:val="000000"/>
           <w:sz w:val="28"/>
         </w:rPr>
         <w:t>Запустить учебный веб-сервис, проверить его запросы в Postman и написать клиент на Python, который читает страницы, обрабатывает ошибки и сохраняет данные. Сверить результаты двух инструментов и оформить отчёт.</w:t>
@@ -119,13 +127,14 @@
         <w:keepNext/>
         <w:keepLines/>
         <w:spacing w:line="240" w:lineRule="auto" w:before="240" w:after="0"/>
-        <w:ind w:firstLine="0" w:left="0"/>
+        <w:ind w:left="0" w:firstLine="0"/>
         <w:jc w:val="both"/>
       </w:pPr>
       <w:r>
         <w:rPr>
           <w:rFonts w:ascii="Times New Roman" w:hAnsi="Times New Roman" w:eastAsia="Times New Roman" w:cs="Times New Roman"/>
           <w:b w:val="0"/>
+          <w:color w:val="000000"/>
           <w:sz w:val="28"/>
         </w:rPr>
         <w:t>Ход работы</w:t>
@@ -141,6 +150,7 @@
         <w:rPr>
           <w:rFonts w:ascii="Times New Roman" w:hAnsi="Times New Roman" w:eastAsia="Times New Roman" w:cs="Times New Roman"/>
           <w:b/>
+          <w:color w:val="000000"/>
           <w:sz w:val="28"/>
         </w:rPr>
         <w:t>Контракт учебного API</w:t>
@@ -174,6 +184,7 @@
               <w:rPr>
                 <w:rFonts w:ascii="Times New Roman" w:hAnsi="Times New Roman" w:eastAsia="Times New Roman" w:cs="Times New Roman"/>
                 <w:b/>
+                <w:color w:val="000000"/>
                 <w:sz w:val="22"/>
               </w:rPr>
               <w:t>Метод</w:t>
@@ -194,6 +205,7 @@
               <w:rPr>
                 <w:rFonts w:ascii="Times New Roman" w:hAnsi="Times New Roman" w:eastAsia="Times New Roman" w:cs="Times New Roman"/>
                 <w:b/>
+                <w:color w:val="000000"/>
                 <w:sz w:val="22"/>
               </w:rPr>
               <w:t>Путь</w:t>
@@ -214,6 +226,7 @@
               <w:rPr>
                 <w:rFonts w:ascii="Times New Roman" w:hAnsi="Times New Roman" w:eastAsia="Times New Roman" w:cs="Times New Roman"/>
                 <w:b/>
+                <w:color w:val="000000"/>
                 <w:sz w:val="22"/>
               </w:rPr>
               <w:t>Код</w:t>
@@ -234,6 +247,7 @@
               <w:rPr>
                 <w:rFonts w:ascii="Times New Roman" w:hAnsi="Times New Roman" w:eastAsia="Times New Roman" w:cs="Times New Roman"/>
                 <w:b/>
+                <w:color w:val="000000"/>
                 <w:sz w:val="22"/>
               </w:rPr>
               <w:t>Назначение</w:t>
@@ -256,6 +270,7 @@
               <w:rPr>
                 <w:rFonts w:ascii="Times New Roman" w:hAnsi="Times New Roman" w:eastAsia="Times New Roman" w:cs="Times New Roman"/>
                 <w:b w:val="0"/>
+                <w:color w:val="000000"/>
                 <w:sz w:val="22"/>
               </w:rPr>
               <w:t>GET</w:t>
@@ -276,6 +291,7 @@
               <w:rPr>
                 <w:rFonts w:ascii="Times New Roman" w:hAnsi="Times New Roman" w:eastAsia="Times New Roman" w:cs="Times New Roman"/>
                 <w:b w:val="0"/>
+                <w:color w:val="000000"/>
                 <w:sz w:val="22"/>
               </w:rPr>
               <w:t>/api/students?group=&amp;limit=&amp;offset=</w:t>
@@ -296,6 +312,7 @@
               <w:rPr>
                 <w:rFonts w:ascii="Times New Roman" w:hAnsi="Times New Roman" w:eastAsia="Times New Roman" w:cs="Times New Roman"/>
                 <w:b w:val="0"/>
+                <w:color w:val="000000"/>
                 <w:sz w:val="22"/>
               </w:rPr>
               <w:t>200</w:t>
@@ -316,6 +333,7 @@
               <w:rPr>
                 <w:rFonts w:ascii="Times New Roman" w:hAnsi="Times New Roman" w:eastAsia="Times New Roman" w:cs="Times New Roman"/>
                 <w:b w:val="0"/>
+                <w:color w:val="000000"/>
                 <w:sz w:val="22"/>
               </w:rPr>
               <w:t>Список студентов с пагинацией</w:t>
@@ -338,6 +356,7 @@
               <w:rPr>
                 <w:rFonts w:ascii="Times New Roman" w:hAnsi="Times New Roman" w:eastAsia="Times New Roman" w:cs="Times New Roman"/>
                 <w:b w:val="0"/>
+                <w:color w:val="000000"/>
                 <w:sz w:val="22"/>
               </w:rPr>
               <w:t>GET</w:t>
@@ -358,6 +377,7 @@
               <w:rPr>
                 <w:rFonts w:ascii="Times New Roman" w:hAnsi="Times New Roman" w:eastAsia="Times New Roman" w:cs="Times New Roman"/>
                 <w:b w:val="0"/>
+                <w:color w:val="000000"/>
                 <w:sz w:val="22"/>
               </w:rPr>
               <w:t>/api/students/{id}</w:t>
@@ -378,6 +398,7 @@
               <w:rPr>
                 <w:rFonts w:ascii="Times New Roman" w:hAnsi="Times New Roman" w:eastAsia="Times New Roman" w:cs="Times New Roman"/>
                 <w:b w:val="0"/>
+                <w:color w:val="000000"/>
                 <w:sz w:val="22"/>
               </w:rPr>
               <w:t>200/404</w:t>
@@ -398,6 +419,7 @@
               <w:rPr>
                 <w:rFonts w:ascii="Times New Roman" w:hAnsi="Times New Roman" w:eastAsia="Times New Roman" w:cs="Times New Roman"/>
                 <w:b w:val="0"/>
+                <w:color w:val="000000"/>
                 <w:sz w:val="22"/>
               </w:rPr>
               <w:t>Карточка студента или ошибка</w:t>
@@ -420,6 +442,7 @@
               <w:rPr>
                 <w:rFonts w:ascii="Times New Roman" w:hAnsi="Times New Roman" w:eastAsia="Times New Roman" w:cs="Times New Roman"/>
                 <w:b w:val="0"/>
+                <w:color w:val="000000"/>
                 <w:sz w:val="22"/>
               </w:rPr>
               <w:t>POST</w:t>
@@ -440,6 +463,7 @@
               <w:rPr>
                 <w:rFonts w:ascii="Times New Roman" w:hAnsi="Times New Roman" w:eastAsia="Times New Roman" w:cs="Times New Roman"/>
                 <w:b w:val="0"/>
+                <w:color w:val="000000"/>
                 <w:sz w:val="22"/>
               </w:rPr>
               <w:t>/api/students</w:t>
@@ -460,6 +484,7 @@
               <w:rPr>
                 <w:rFonts w:ascii="Times New Roman" w:hAnsi="Times New Roman" w:eastAsia="Times New Roman" w:cs="Times New Roman"/>
                 <w:b w:val="0"/>
+                <w:color w:val="000000"/>
                 <w:sz w:val="22"/>
               </w:rPr>
               <w:t>201/400</w:t>
@@ -480,6 +505,7 @@
               <w:rPr>
                 <w:rFonts w:ascii="Times New Roman" w:hAnsi="Times New Roman" w:eastAsia="Times New Roman" w:cs="Times New Roman"/>
                 <w:b w:val="0"/>
+                <w:color w:val="000000"/>
                 <w:sz w:val="22"/>
               </w:rPr>
               <w:t>Создать студента с валидацией</w:t>
@@ -502,6 +528,7 @@
               <w:rPr>
                 <w:rFonts w:ascii="Times New Roman" w:hAnsi="Times New Roman" w:eastAsia="Times New Roman" w:cs="Times New Roman"/>
                 <w:b w:val="0"/>
+                <w:color w:val="000000"/>
                 <w:sz w:val="22"/>
               </w:rPr>
               <w:t>GET</w:t>
@@ -522,6 +549,7 @@
               <w:rPr>
                 <w:rFonts w:ascii="Times New Roman" w:hAnsi="Times New Roman" w:eastAsia="Times New Roman" w:cs="Times New Roman"/>
                 <w:b w:val="0"/>
+                <w:color w:val="000000"/>
                 <w:sz w:val="22"/>
               </w:rPr>
               <w:t>/api/error</w:t>
@@ -542,6 +570,7 @@
               <w:rPr>
                 <w:rFonts w:ascii="Times New Roman" w:hAnsi="Times New Roman" w:eastAsia="Times New Roman" w:cs="Times New Roman"/>
                 <w:b w:val="0"/>
+                <w:color w:val="000000"/>
                 <w:sz w:val="22"/>
               </w:rPr>
               <w:t>500</w:t>
@@ -562,6 +591,7 @@
               <w:rPr>
                 <w:rFonts w:ascii="Times New Roman" w:hAnsi="Times New Roman" w:eastAsia="Times New Roman" w:cs="Times New Roman"/>
                 <w:b w:val="0"/>
+                <w:color w:val="000000"/>
                 <w:sz w:val="22"/>
               </w:rPr>
               <w:t>Учебная ошибка сервера</w:t>
@@ -584,6 +614,7 @@
               <w:rPr>
                 <w:rFonts w:ascii="Times New Roman" w:hAnsi="Times New Roman" w:eastAsia="Times New Roman" w:cs="Times New Roman"/>
                 <w:b w:val="0"/>
+                <w:color w:val="000000"/>
                 <w:sz w:val="22"/>
               </w:rPr>
               <w:t>GET</w:t>
@@ -604,6 +635,7 @@
               <w:rPr>
                 <w:rFonts w:ascii="Times New Roman" w:hAnsi="Times New Roman" w:eastAsia="Times New Roman" w:cs="Times New Roman"/>
                 <w:b w:val="0"/>
+                <w:color w:val="000000"/>
                 <w:sz w:val="22"/>
               </w:rPr>
               <w:t>/health.json</w:t>
@@ -624,6 +656,7 @@
               <w:rPr>
                 <w:rFonts w:ascii="Times New Roman" w:hAnsi="Times New Roman" w:eastAsia="Times New Roman" w:cs="Times New Roman"/>
                 <w:b w:val="0"/>
+                <w:color w:val="000000"/>
                 <w:sz w:val="22"/>
               </w:rPr>
               <w:t>200</w:t>
@@ -644,6 +677,7 @@
               <w:rPr>
                 <w:rFonts w:ascii="Times New Roman" w:hAnsi="Times New Roman" w:eastAsia="Times New Roman" w:cs="Times New Roman"/>
                 <w:b w:val="0"/>
+                <w:color w:val="000000"/>
                 <w:sz w:val="22"/>
               </w:rPr>
               <w:t>Состояние сервиса</w:t>
@@ -663,6 +697,7 @@
         <w:rPr>
           <w:rFonts w:ascii="Times New Roman" w:hAnsi="Times New Roman" w:eastAsia="Times New Roman" w:cs="Times New Roman"/>
           <w:b/>
+          <w:color w:val="000000"/>
           <w:sz w:val="28"/>
         </w:rPr>
         <w:t>Проверки Postman</w:t>
@@ -696,6 +731,7 @@
               <w:rPr>
                 <w:rFonts w:ascii="Times New Roman" w:hAnsi="Times New Roman" w:eastAsia="Times New Roman" w:cs="Times New Roman"/>
                 <w:b/>
+                <w:color w:val="000000"/>
                 <w:sz w:val="22"/>
               </w:rPr>
               <w:t>Проверка</w:t>
@@ -716,6 +752,7 @@
               <w:rPr>
                 <w:rFonts w:ascii="Times New Roman" w:hAnsi="Times New Roman" w:eastAsia="Times New Roman" w:cs="Times New Roman"/>
                 <w:b/>
+                <w:color w:val="000000"/>
                 <w:sz w:val="22"/>
               </w:rPr>
               <w:t>Запрос</w:t>
@@ -736,6 +773,7 @@
               <w:rPr>
                 <w:rFonts w:ascii="Times New Roman" w:hAnsi="Times New Roman" w:eastAsia="Times New Roman" w:cs="Times New Roman"/>
                 <w:b/>
+                <w:color w:val="000000"/>
                 <w:sz w:val="22"/>
               </w:rPr>
               <w:t>Ожидаемый результат</w:t>
@@ -756,6 +794,7 @@
               <w:rPr>
                 <w:rFonts w:ascii="Times New Roman" w:hAnsi="Times New Roman" w:eastAsia="Times New Roman" w:cs="Times New Roman"/>
                 <w:b/>
+                <w:color w:val="000000"/>
                 <w:sz w:val="22"/>
               </w:rPr>
               <w:t>Факт</w:t>
@@ -778,6 +817,7 @@
               <w:rPr>
                 <w:rFonts w:ascii="Times New Roman" w:hAnsi="Times New Roman" w:eastAsia="Times New Roman" w:cs="Times New Roman"/>
                 <w:b w:val="0"/>
+                <w:color w:val="000000"/>
                 <w:sz w:val="22"/>
               </w:rPr>
               <w:t>Список</w:t>
@@ -798,6 +838,7 @@
               <w:rPr>
                 <w:rFonts w:ascii="Times New Roman" w:hAnsi="Times New Roman" w:eastAsia="Times New Roman" w:cs="Times New Roman"/>
                 <w:b w:val="0"/>
+                <w:color w:val="000000"/>
                 <w:sz w:val="22"/>
               </w:rPr>
               <w:t>GET /api/students</w:t>
@@ -818,6 +859,7 @@
               <w:rPr>
                 <w:rFonts w:ascii="Times New Roman" w:hAnsi="Times New Roman" w:eastAsia="Times New Roman" w:cs="Times New Roman"/>
                 <w:b w:val="0"/>
+                <w:color w:val="000000"/>
                 <w:sz w:val="22"/>
               </w:rPr>
               <w:t>200, items не пуст, есть count и next</w:t>
@@ -852,6 +894,7 @@
               <w:rPr>
                 <w:rFonts w:ascii="Times New Roman" w:hAnsi="Times New Roman" w:eastAsia="Times New Roman" w:cs="Times New Roman"/>
                 <w:b w:val="0"/>
+                <w:color w:val="000000"/>
                 <w:sz w:val="22"/>
               </w:rPr>
               <w:t>Фильтр</w:t>
@@ -872,6 +915,7 @@
               <w:rPr>
                 <w:rFonts w:ascii="Times New Roman" w:hAnsi="Times New Roman" w:eastAsia="Times New Roman" w:cs="Times New Roman"/>
                 <w:b w:val="0"/>
+                <w:color w:val="000000"/>
                 <w:sz w:val="22"/>
               </w:rPr>
               <w:t>GET /api/students?group=ИС-41</w:t>
@@ -892,6 +936,7 @@
               <w:rPr>
                 <w:rFonts w:ascii="Times New Roman" w:hAnsi="Times New Roman" w:eastAsia="Times New Roman" w:cs="Times New Roman"/>
                 <w:b w:val="0"/>
+                <w:color w:val="000000"/>
                 <w:sz w:val="22"/>
               </w:rPr>
               <w:t>все group равны ИС-41</w:t>
@@ -926,6 +971,7 @@
               <w:rPr>
                 <w:rFonts w:ascii="Times New Roman" w:hAnsi="Times New Roman" w:eastAsia="Times New Roman" w:cs="Times New Roman"/>
                 <w:b w:val="0"/>
+                <w:color w:val="000000"/>
                 <w:sz w:val="22"/>
               </w:rPr>
               <w:t>Пагинация</w:t>
@@ -946,6 +992,7 @@
               <w:rPr>
                 <w:rFonts w:ascii="Times New Roman" w:hAnsi="Times New Roman" w:eastAsia="Times New Roman" w:cs="Times New Roman"/>
                 <w:b w:val="0"/>
+                <w:color w:val="000000"/>
                 <w:sz w:val="22"/>
               </w:rPr>
               <w:t>GET /api/students?limit=3&amp;offset=3</w:t>
@@ -966,6 +1013,7 @@
               <w:rPr>
                 <w:rFonts w:ascii="Times New Roman" w:hAnsi="Times New Roman" w:eastAsia="Times New Roman" w:cs="Times New Roman"/>
                 <w:b w:val="0"/>
+                <w:color w:val="000000"/>
                 <w:sz w:val="22"/>
               </w:rPr>
               <w:t>3 элемента, next не пуст</w:t>
@@ -1000,6 +1048,7 @@
               <w:rPr>
                 <w:rFonts w:ascii="Times New Roman" w:hAnsi="Times New Roman" w:eastAsia="Times New Roman" w:cs="Times New Roman"/>
                 <w:b w:val="0"/>
+                <w:color w:val="000000"/>
                 <w:sz w:val="22"/>
               </w:rPr>
               <w:t>Карточка</w:t>
@@ -1020,6 +1069,7 @@
               <w:rPr>
                 <w:rFonts w:ascii="Times New Roman" w:hAnsi="Times New Roman" w:eastAsia="Times New Roman" w:cs="Times New Roman"/>
                 <w:b w:val="0"/>
+                <w:color w:val="000000"/>
                 <w:sz w:val="22"/>
               </w:rPr>
               <w:t>GET /api/students/1</w:t>
@@ -1040,6 +1090,7 @@
               <w:rPr>
                 <w:rFonts w:ascii="Times New Roman" w:hAnsi="Times New Roman" w:eastAsia="Times New Roman" w:cs="Times New Roman"/>
                 <w:b w:val="0"/>
+                <w:color w:val="000000"/>
                 <w:sz w:val="22"/>
               </w:rPr>
               <w:t>200, обязательные поля</w:t>
@@ -1074,6 +1125,7 @@
               <w:rPr>
                 <w:rFonts w:ascii="Times New Roman" w:hAnsi="Times New Roman" w:eastAsia="Times New Roman" w:cs="Times New Roman"/>
                 <w:b w:val="0"/>
+                <w:color w:val="000000"/>
                 <w:sz w:val="22"/>
               </w:rPr>
               <w:t>Нет студента</w:t>
@@ -1094,6 +1146,7 @@
               <w:rPr>
                 <w:rFonts w:ascii="Times New Roman" w:hAnsi="Times New Roman" w:eastAsia="Times New Roman" w:cs="Times New Roman"/>
                 <w:b w:val="0"/>
+                <w:color w:val="000000"/>
                 <w:sz w:val="22"/>
               </w:rPr>
               <w:t>GET /api/students/999</w:t>
@@ -1114,6 +1167,7 @@
               <w:rPr>
                 <w:rFonts w:ascii="Times New Roman" w:hAnsi="Times New Roman" w:eastAsia="Times New Roman" w:cs="Times New Roman"/>
                 <w:b w:val="0"/>
+                <w:color w:val="000000"/>
                 <w:sz w:val="22"/>
               </w:rPr>
               <w:t>404, error</w:t>
@@ -1148,6 +1202,7 @@
               <w:rPr>
                 <w:rFonts w:ascii="Times New Roman" w:hAnsi="Times New Roman" w:eastAsia="Times New Roman" w:cs="Times New Roman"/>
                 <w:b w:val="0"/>
+                <w:color w:val="000000"/>
                 <w:sz w:val="22"/>
               </w:rPr>
               <w:t>Создание</w:t>
@@ -1168,6 +1223,7 @@
               <w:rPr>
                 <w:rFonts w:ascii="Times New Roman" w:hAnsi="Times New Roman" w:eastAsia="Times New Roman" w:cs="Times New Roman"/>
                 <w:b w:val="0"/>
+                <w:color w:val="000000"/>
                 <w:sz w:val="22"/>
               </w:rPr>
               <w:t>POST /api/students</w:t>
@@ -1188,6 +1244,7 @@
               <w:rPr>
                 <w:rFonts w:ascii="Times New Roman" w:hAnsi="Times New Roman" w:eastAsia="Times New Roman" w:cs="Times New Roman"/>
                 <w:b w:val="0"/>
+                <w:color w:val="000000"/>
                 <w:sz w:val="22"/>
               </w:rPr>
               <w:t>201, Location, id</w:t>
@@ -1222,6 +1279,7 @@
               <w:rPr>
                 <w:rFonts w:ascii="Times New Roman" w:hAnsi="Times New Roman" w:eastAsia="Times New Roman" w:cs="Times New Roman"/>
                 <w:b w:val="0"/>
+                <w:color w:val="000000"/>
                 <w:sz w:val="22"/>
               </w:rPr>
               <w:t>Неверный email</w:t>
@@ -1242,6 +1300,7 @@
               <w:rPr>
                 <w:rFonts w:ascii="Times New Roman" w:hAnsi="Times New Roman" w:eastAsia="Times New Roman" w:cs="Times New Roman"/>
                 <w:b w:val="0"/>
+                <w:color w:val="000000"/>
                 <w:sz w:val="22"/>
               </w:rPr>
               <w:t>POST /api/students</w:t>
@@ -1262,6 +1321,7 @@
               <w:rPr>
                 <w:rFonts w:ascii="Times New Roman" w:hAnsi="Times New Roman" w:eastAsia="Times New Roman" w:cs="Times New Roman"/>
                 <w:b w:val="0"/>
+                <w:color w:val="000000"/>
                 <w:sz w:val="22"/>
               </w:rPr>
               <w:t>400, field email</w:t>
@@ -1296,6 +1356,7 @@
               <w:rPr>
                 <w:rFonts w:ascii="Times New Roman" w:hAnsi="Times New Roman" w:eastAsia="Times New Roman" w:cs="Times New Roman"/>
                 <w:b w:val="0"/>
+                <w:color w:val="000000"/>
                 <w:sz w:val="22"/>
               </w:rPr>
               <w:t>Ошибка сервера</w:t>
@@ -1316,6 +1377,7 @@
               <w:rPr>
                 <w:rFonts w:ascii="Times New Roman" w:hAnsi="Times New Roman" w:eastAsia="Times New Roman" w:cs="Times New Roman"/>
                 <w:b w:val="0"/>
+                <w:color w:val="000000"/>
                 <w:sz w:val="22"/>
               </w:rPr>
               <w:t>GET /api/error</w:t>
@@ -1336,6 +1398,7 @@
               <w:rPr>
                 <w:rFonts w:ascii="Times New Roman" w:hAnsi="Times New Roman" w:eastAsia="Times New Roman" w:cs="Times New Roman"/>
                 <w:b w:val="0"/>
+                <w:color w:val="000000"/>
                 <w:sz w:val="22"/>
               </w:rPr>
               <w:t>500, error</w:t>
@@ -1370,6 +1433,7 @@
               <w:rPr>
                 <w:rFonts w:ascii="Times New Roman" w:hAnsi="Times New Roman" w:eastAsia="Times New Roman" w:cs="Times New Roman"/>
                 <w:b w:val="0"/>
+                <w:color w:val="000000"/>
                 <w:sz w:val="22"/>
               </w:rPr>
               <w:t>Время</w:t>
@@ -1390,6 +1454,7 @@
               <w:rPr>
                 <w:rFonts w:ascii="Times New Roman" w:hAnsi="Times New Roman" w:eastAsia="Times New Roman" w:cs="Times New Roman"/>
                 <w:b w:val="0"/>
+                <w:color w:val="000000"/>
                 <w:sz w:val="22"/>
               </w:rPr>
               <w:t>любой запрос</w:t>
@@ -1410,6 +1475,7 @@
               <w:rPr>
                 <w:rFonts w:ascii="Times New Roman" w:hAnsi="Times New Roman" w:eastAsia="Times New Roman" w:cs="Times New Roman"/>
                 <w:b w:val="0"/>
+                <w:color w:val="000000"/>
                 <w:sz w:val="22"/>
               </w:rPr>
               <w:t>responseTime ниже 1000 мс</w:t>
@@ -1444,6 +1510,7 @@
               <w:rPr>
                 <w:rFonts w:ascii="Times New Roman" w:hAnsi="Times New Roman" w:eastAsia="Times New Roman" w:cs="Times New Roman"/>
                 <w:b w:val="0"/>
+                <w:color w:val="000000"/>
                 <w:sz w:val="22"/>
               </w:rPr>
               <w:t>Секрет</w:t>
@@ -1464,6 +1531,7 @@
               <w:rPr>
                 <w:rFonts w:ascii="Times New Roman" w:hAnsi="Times New Roman" w:eastAsia="Times New Roman" w:cs="Times New Roman"/>
                 <w:b w:val="0"/>
+                <w:color w:val="000000"/>
                 <w:sz w:val="22"/>
               </w:rPr>
               <w:t>любой ответ</w:t>
@@ -1484,6 +1552,7 @@
               <w:rPr>
                 <w:rFonts w:ascii="Times New Roman" w:hAnsi="Times New Roman" w:eastAsia="Times New Roman" w:cs="Times New Roman"/>
                 <w:b w:val="0"/>
+                <w:color w:val="000000"/>
                 <w:sz w:val="22"/>
               </w:rPr>
               <w:t>нет password и token</w:t>
@@ -1515,6 +1584,7 @@
         <w:rPr>
           <w:rFonts w:ascii="Times New Roman" w:hAnsi="Times New Roman" w:eastAsia="Times New Roman" w:cs="Times New Roman"/>
           <w:b/>
+          <w:color w:val="000000"/>
           <w:sz w:val="28"/>
         </w:rPr>
         <w:t>Сверка клиента и Postman</w:t>
@@ -1548,6 +1618,7 @@
               <w:rPr>
                 <w:rFonts w:ascii="Times New Roman" w:hAnsi="Times New Roman" w:eastAsia="Times New Roman" w:cs="Times New Roman"/>
                 <w:b/>
+                <w:color w:val="000000"/>
                 <w:sz w:val="22"/>
               </w:rPr>
               <w:t>Показатель</w:t>
@@ -1568,6 +1639,7 @@
               <w:rPr>
                 <w:rFonts w:ascii="Times New Roman" w:hAnsi="Times New Roman" w:eastAsia="Times New Roman" w:cs="Times New Roman"/>
                 <w:b/>
+                <w:color w:val="000000"/>
                 <w:sz w:val="22"/>
               </w:rPr>
               <w:t>Postman</w:t>
@@ -1588,6 +1660,7 @@
               <w:rPr>
                 <w:rFonts w:ascii="Times New Roman" w:hAnsi="Times New Roman" w:eastAsia="Times New Roman" w:cs="Times New Roman"/>
                 <w:b/>
+                <w:color w:val="000000"/>
                 <w:sz w:val="22"/>
               </w:rPr>
               <w:t>Python</w:t>
@@ -1608,6 +1681,7 @@
               <w:rPr>
                 <w:rFonts w:ascii="Times New Roman" w:hAnsi="Times New Roman" w:eastAsia="Times New Roman" w:cs="Times New Roman"/>
                 <w:b/>
+                <w:color w:val="000000"/>
                 <w:sz w:val="22"/>
               </w:rPr>
               <w:t>Расхождение</w:t>
@@ -1630,6 +1704,7 @@
               <w:rPr>
                 <w:rFonts w:ascii="Times New Roman" w:hAnsi="Times New Roman" w:eastAsia="Times New Roman" w:cs="Times New Roman"/>
                 <w:b w:val="0"/>
+                <w:color w:val="000000"/>
                 <w:sz w:val="22"/>
               </w:rPr>
               <w:t>Код ответа</w:t>
@@ -1650,6 +1725,7 @@
               <w:rPr>
                 <w:rFonts w:ascii="Times New Roman" w:hAnsi="Times New Roman" w:eastAsia="Times New Roman" w:cs="Times New Roman"/>
                 <w:b w:val="0"/>
+                <w:color w:val="000000"/>
                 <w:sz w:val="22"/>
               </w:rPr>
             </w:r>
@@ -1669,6 +1745,7 @@
               <w:rPr>
                 <w:rFonts w:ascii="Times New Roman" w:hAnsi="Times New Roman" w:eastAsia="Times New Roman" w:cs="Times New Roman"/>
                 <w:b w:val="0"/>
+                <w:color w:val="000000"/>
                 <w:sz w:val="22"/>
               </w:rPr>
             </w:r>
@@ -1688,6 +1765,7 @@
               <w:rPr>
                 <w:rFonts w:ascii="Times New Roman" w:hAnsi="Times New Roman" w:eastAsia="Times New Roman" w:cs="Times New Roman"/>
                 <w:b w:val="0"/>
+                <w:color w:val="000000"/>
                 <w:sz w:val="22"/>
               </w:rPr>
             </w:r>
@@ -1709,6 +1787,7 @@
               <w:rPr>
                 <w:rFonts w:ascii="Times New Roman" w:hAnsi="Times New Roman" w:eastAsia="Times New Roman" w:cs="Times New Roman"/>
                 <w:b w:val="0"/>
+                <w:color w:val="000000"/>
                 <w:sz w:val="22"/>
               </w:rPr>
               <w:t>Число записей</w:t>
@@ -1729,6 +1808,7 @@
               <w:rPr>
                 <w:rFonts w:ascii="Times New Roman" w:hAnsi="Times New Roman" w:eastAsia="Times New Roman" w:cs="Times New Roman"/>
                 <w:b w:val="0"/>
+                <w:color w:val="000000"/>
                 <w:sz w:val="22"/>
               </w:rPr>
             </w:r>
@@ -1748,6 +1828,7 @@
               <w:rPr>
                 <w:rFonts w:ascii="Times New Roman" w:hAnsi="Times New Roman" w:eastAsia="Times New Roman" w:cs="Times New Roman"/>
                 <w:b w:val="0"/>
+                <w:color w:val="000000"/>
                 <w:sz w:val="22"/>
               </w:rPr>
             </w:r>
@@ -1767,6 +1848,7 @@
               <w:rPr>
                 <w:rFonts w:ascii="Times New Roman" w:hAnsi="Times New Roman" w:eastAsia="Times New Roman" w:cs="Times New Roman"/>
                 <w:b w:val="0"/>
+                <w:color w:val="000000"/>
                 <w:sz w:val="22"/>
               </w:rPr>
             </w:r>
@@ -1788,6 +1870,7 @@
               <w:rPr>
                 <w:rFonts w:ascii="Times New Roman" w:hAnsi="Times New Roman" w:eastAsia="Times New Roman" w:cs="Times New Roman"/>
                 <w:b w:val="0"/>
+                <w:color w:val="000000"/>
                 <w:sz w:val="22"/>
               </w:rPr>
               <w:t>Первый id</w:t>
@@ -1808,6 +1891,7 @@
               <w:rPr>
                 <w:rFonts w:ascii="Times New Roman" w:hAnsi="Times New Roman" w:eastAsia="Times New Roman" w:cs="Times New Roman"/>
                 <w:b w:val="0"/>
+                <w:color w:val="000000"/>
                 <w:sz w:val="22"/>
               </w:rPr>
             </w:r>
@@ -1827,6 +1911,7 @@
               <w:rPr>
                 <w:rFonts w:ascii="Times New Roman" w:hAnsi="Times New Roman" w:eastAsia="Times New Roman" w:cs="Times New Roman"/>
                 <w:b w:val="0"/>
+                <w:color w:val="000000"/>
                 <w:sz w:val="22"/>
               </w:rPr>
             </w:r>
@@ -1846,6 +1931,7 @@
               <w:rPr>
                 <w:rFonts w:ascii="Times New Roman" w:hAnsi="Times New Roman" w:eastAsia="Times New Roman" w:cs="Times New Roman"/>
                 <w:b w:val="0"/>
+                <w:color w:val="000000"/>
                 <w:sz w:val="22"/>
               </w:rPr>
             </w:r>
@@ -1867,6 +1953,7 @@
               <w:rPr>
                 <w:rFonts w:ascii="Times New Roman" w:hAnsi="Times New Roman" w:eastAsia="Times New Roman" w:cs="Times New Roman"/>
                 <w:b w:val="0"/>
+                <w:color w:val="000000"/>
                 <w:sz w:val="22"/>
               </w:rPr>
               <w:t>Время, мс</w:t>
@@ -1887,6 +1974,7 @@
               <w:rPr>
                 <w:rFonts w:ascii="Times New Roman" w:hAnsi="Times New Roman" w:eastAsia="Times New Roman" w:cs="Times New Roman"/>
                 <w:b w:val="0"/>
+                <w:color w:val="000000"/>
                 <w:sz w:val="22"/>
               </w:rPr>
             </w:r>
@@ -1906,6 +1994,7 @@
               <w:rPr>
                 <w:rFonts w:ascii="Times New Roman" w:hAnsi="Times New Roman" w:eastAsia="Times New Roman" w:cs="Times New Roman"/>
                 <w:b w:val="0"/>
+                <w:color w:val="000000"/>
                 <w:sz w:val="22"/>
               </w:rPr>
             </w:r>
@@ -1925,6 +2014,7 @@
               <w:rPr>
                 <w:rFonts w:ascii="Times New Roman" w:hAnsi="Times New Roman" w:eastAsia="Times New Roman" w:cs="Times New Roman"/>
                 <w:b w:val="0"/>
+                <w:color w:val="000000"/>
                 <w:sz w:val="22"/>
               </w:rPr>
             </w:r>
@@ -1946,6 +2036,7 @@
               <w:rPr>
                 <w:rFonts w:ascii="Times New Roman" w:hAnsi="Times New Roman" w:eastAsia="Times New Roman" w:cs="Times New Roman"/>
                 <w:b w:val="0"/>
+                <w:color w:val="000000"/>
                 <w:sz w:val="22"/>
               </w:rPr>
               <w:t>Текст ошибки</w:t>
@@ -1966,6 +2057,7 @@
               <w:rPr>
                 <w:rFonts w:ascii="Times New Roman" w:hAnsi="Times New Roman" w:eastAsia="Times New Roman" w:cs="Times New Roman"/>
                 <w:b w:val="0"/>
+                <w:color w:val="000000"/>
                 <w:sz w:val="22"/>
               </w:rPr>
             </w:r>
@@ -1985,6 +2077,7 @@
               <w:rPr>
                 <w:rFonts w:ascii="Times New Roman" w:hAnsi="Times New Roman" w:eastAsia="Times New Roman" w:cs="Times New Roman"/>
                 <w:b w:val="0"/>
+                <w:color w:val="000000"/>
                 <w:sz w:val="22"/>
               </w:rPr>
             </w:r>
@@ -2004,6 +2097,7 @@
               <w:rPr>
                 <w:rFonts w:ascii="Times New Roman" w:hAnsi="Times New Roman" w:eastAsia="Times New Roman" w:cs="Times New Roman"/>
                 <w:b w:val="0"/>
+                <w:color w:val="000000"/>
                 <w:sz w:val="22"/>
               </w:rPr>
             </w:r>
@@ -2022,6 +2116,7 @@
         <w:rPr>
           <w:rFonts w:ascii="Times New Roman" w:hAnsi="Times New Roman" w:eastAsia="Times New Roman" w:cs="Times New Roman"/>
           <w:b/>
+          <w:color w:val="000000"/>
           <w:sz w:val="28"/>
         </w:rPr>
         <w:t>Разбор отказов</w:t>
@@ -2055,6 +2150,7 @@
               <w:rPr>
                 <w:rFonts w:ascii="Times New Roman" w:hAnsi="Times New Roman" w:eastAsia="Times New Roman" w:cs="Times New Roman"/>
                 <w:b/>
+                <w:color w:val="000000"/>
                 <w:sz w:val="22"/>
               </w:rPr>
               <w:t>Симптом</w:t>
@@ -2075,6 +2171,7 @@
               <w:rPr>
                 <w:rFonts w:ascii="Times New Roman" w:hAnsi="Times New Roman" w:eastAsia="Times New Roman" w:cs="Times New Roman"/>
                 <w:b/>
+                <w:color w:val="000000"/>
                 <w:sz w:val="22"/>
               </w:rPr>
               <w:t>Где смотреть</w:t>
@@ -2095,6 +2192,7 @@
               <w:rPr>
                 <w:rFonts w:ascii="Times New Roman" w:hAnsi="Times New Roman" w:eastAsia="Times New Roman" w:cs="Times New Roman"/>
                 <w:b/>
+                <w:color w:val="000000"/>
                 <w:sz w:val="22"/>
               </w:rPr>
               <w:t>Причина</w:t>
@@ -2115,6 +2213,7 @@
               <w:rPr>
                 <w:rFonts w:ascii="Times New Roman" w:hAnsi="Times New Roman" w:eastAsia="Times New Roman" w:cs="Times New Roman"/>
                 <w:b/>
+                <w:color w:val="000000"/>
                 <w:sz w:val="22"/>
               </w:rPr>
               <w:t>Исправление</w:t>
@@ -2137,6 +2236,7 @@
               <w:rPr>
                 <w:rFonts w:ascii="Times New Roman" w:hAnsi="Times New Roman" w:eastAsia="Times New Roman" w:cs="Times New Roman"/>
                 <w:b w:val="0"/>
+                <w:color w:val="000000"/>
                 <w:sz w:val="22"/>
               </w:rPr>
               <w:t>404 на известном пути</w:t>
@@ -2157,6 +2257,7 @@
               <w:rPr>
                 <w:rFonts w:ascii="Times New Roman" w:hAnsi="Times New Roman" w:eastAsia="Times New Roman" w:cs="Times New Roman"/>
                 <w:b w:val="0"/>
+                <w:color w:val="000000"/>
                 <w:sz w:val="22"/>
               </w:rPr>
               <w:t>URL и path</w:t>
@@ -2177,6 +2278,7 @@
               <w:rPr>
                 <w:rFonts w:ascii="Times New Roman" w:hAnsi="Times New Roman" w:eastAsia="Times New Roman" w:cs="Times New Roman"/>
                 <w:b w:val="0"/>
+                <w:color w:val="000000"/>
                 <w:sz w:val="22"/>
               </w:rPr>
             </w:r>
@@ -2196,6 +2298,7 @@
               <w:rPr>
                 <w:rFonts w:ascii="Times New Roman" w:hAnsi="Times New Roman" w:eastAsia="Times New Roman" w:cs="Times New Roman"/>
                 <w:b w:val="0"/>
+                <w:color w:val="000000"/>
                 <w:sz w:val="22"/>
               </w:rPr>
             </w:r>
@@ -2217,6 +2320,7 @@
               <w:rPr>
                 <w:rFonts w:ascii="Times New Roman" w:hAnsi="Times New Roman" w:eastAsia="Times New Roman" w:cs="Times New Roman"/>
                 <w:b w:val="0"/>
+                <w:color w:val="000000"/>
                 <w:sz w:val="22"/>
               </w:rPr>
               <w:t>400 при создании</w:t>
@@ -2237,6 +2341,7 @@
               <w:rPr>
                 <w:rFonts w:ascii="Times New Roman" w:hAnsi="Times New Roman" w:eastAsia="Times New Roman" w:cs="Times New Roman"/>
                 <w:b w:val="0"/>
+                <w:color w:val="000000"/>
                 <w:sz w:val="22"/>
               </w:rPr>
               <w:t>тело JSON и поля</w:t>
@@ -2257,6 +2362,7 @@
               <w:rPr>
                 <w:rFonts w:ascii="Times New Roman" w:hAnsi="Times New Roman" w:eastAsia="Times New Roman" w:cs="Times New Roman"/>
                 <w:b w:val="0"/>
+                <w:color w:val="000000"/>
                 <w:sz w:val="22"/>
               </w:rPr>
             </w:r>
@@ -2276,6 +2382,7 @@
               <w:rPr>
                 <w:rFonts w:ascii="Times New Roman" w:hAnsi="Times New Roman" w:eastAsia="Times New Roman" w:cs="Times New Roman"/>
                 <w:b w:val="0"/>
+                <w:color w:val="000000"/>
                 <w:sz w:val="22"/>
               </w:rPr>
             </w:r>
@@ -2297,6 +2404,7 @@
               <w:rPr>
                 <w:rFonts w:ascii="Times New Roman" w:hAnsi="Times New Roman" w:eastAsia="Times New Roman" w:cs="Times New Roman"/>
                 <w:b w:val="0"/>
+                <w:color w:val="000000"/>
                 <w:sz w:val="22"/>
               </w:rPr>
               <w:t>500 на /api/error</w:t>
@@ -2317,6 +2425,7 @@
               <w:rPr>
                 <w:rFonts w:ascii="Times New Roman" w:hAnsi="Times New Roman" w:eastAsia="Times New Roman" w:cs="Times New Roman"/>
                 <w:b w:val="0"/>
+                <w:color w:val="000000"/>
                 <w:sz w:val="22"/>
               </w:rPr>
               <w:t>это учебная ошибка</w:t>
@@ -2337,6 +2446,7 @@
               <w:rPr>
                 <w:rFonts w:ascii="Times New Roman" w:hAnsi="Times New Roman" w:eastAsia="Times New Roman" w:cs="Times New Roman"/>
                 <w:b w:val="0"/>
+                <w:color w:val="000000"/>
                 <w:sz w:val="22"/>
               </w:rPr>
             </w:r>
@@ -2356,6 +2466,7 @@
               <w:rPr>
                 <w:rFonts w:ascii="Times New Roman" w:hAnsi="Times New Roman" w:eastAsia="Times New Roman" w:cs="Times New Roman"/>
                 <w:b w:val="0"/>
+                <w:color w:val="000000"/>
                 <w:sz w:val="22"/>
               </w:rPr>
             </w:r>
@@ -2377,6 +2488,7 @@
               <w:rPr>
                 <w:rFonts w:ascii="Times New Roman" w:hAnsi="Times New Roman" w:eastAsia="Times New Roman" w:cs="Times New Roman"/>
                 <w:b w:val="0"/>
+                <w:color w:val="000000"/>
                 <w:sz w:val="22"/>
               </w:rPr>
               <w:t>Таймаут</w:t>
@@ -2397,6 +2509,7 @@
               <w:rPr>
                 <w:rFonts w:ascii="Times New Roman" w:hAnsi="Times New Roman" w:eastAsia="Times New Roman" w:cs="Times New Roman"/>
                 <w:b w:val="0"/>
+                <w:color w:val="000000"/>
                 <w:sz w:val="22"/>
               </w:rPr>
               <w:t>сервис и порт</w:t>
@@ -2417,6 +2530,7 @@
               <w:rPr>
                 <w:rFonts w:ascii="Times New Roman" w:hAnsi="Times New Roman" w:eastAsia="Times New Roman" w:cs="Times New Roman"/>
                 <w:b w:val="0"/>
+                <w:color w:val="000000"/>
                 <w:sz w:val="22"/>
               </w:rPr>
             </w:r>
@@ -2436,6 +2550,7 @@
               <w:rPr>
                 <w:rFonts w:ascii="Times New Roman" w:hAnsi="Times New Roman" w:eastAsia="Times New Roman" w:cs="Times New Roman"/>
                 <w:b w:val="0"/>
+                <w:color w:val="000000"/>
                 <w:sz w:val="22"/>
               </w:rPr>
             </w:r>
@@ -2457,6 +2572,7 @@
               <w:rPr>
                 <w:rFonts w:ascii="Times New Roman" w:hAnsi="Times New Roman" w:eastAsia="Times New Roman" w:cs="Times New Roman"/>
                 <w:b w:val="0"/>
+                <w:color w:val="000000"/>
                 <w:sz w:val="22"/>
               </w:rPr>
               <w:t>Пустая страница</w:t>
@@ -2477,6 +2593,7 @@
               <w:rPr>
                 <w:rFonts w:ascii="Times New Roman" w:hAnsi="Times New Roman" w:eastAsia="Times New Roman" w:cs="Times New Roman"/>
                 <w:b w:val="0"/>
+                <w:color w:val="000000"/>
                 <w:sz w:val="22"/>
               </w:rPr>
               <w:t>limit и offset</w:t>
@@ -2497,6 +2614,7 @@
               <w:rPr>
                 <w:rFonts w:ascii="Times New Roman" w:hAnsi="Times New Roman" w:eastAsia="Times New Roman" w:cs="Times New Roman"/>
                 <w:b w:val="0"/>
+                <w:color w:val="000000"/>
                 <w:sz w:val="22"/>
               </w:rPr>
             </w:r>
@@ -2516,6 +2634,7 @@
               <w:rPr>
                 <w:rFonts w:ascii="Times New Roman" w:hAnsi="Times New Roman" w:eastAsia="Times New Roman" w:cs="Times New Roman"/>
                 <w:b w:val="0"/>
+                <w:color w:val="000000"/>
                 <w:sz w:val="22"/>
               </w:rPr>
             </w:r>
@@ -2537,6 +2656,7 @@
               <w:rPr>
                 <w:rFonts w:ascii="Times New Roman" w:hAnsi="Times New Roman" w:eastAsia="Times New Roman" w:cs="Times New Roman"/>
                 <w:b w:val="0"/>
+                <w:color w:val="000000"/>
                 <w:sz w:val="22"/>
               </w:rPr>
               <w:t>Повтор создал дубль</w:t>
@@ -2557,6 +2677,7 @@
               <w:rPr>
                 <w:rFonts w:ascii="Times New Roman" w:hAnsi="Times New Roman" w:eastAsia="Times New Roman" w:cs="Times New Roman"/>
                 <w:b w:val="0"/>
+                <w:color w:val="000000"/>
                 <w:sz w:val="22"/>
               </w:rPr>
               <w:t>ключ и уникальность</w:t>
@@ -2577,6 +2698,7 @@
               <w:rPr>
                 <w:rFonts w:ascii="Times New Roman" w:hAnsi="Times New Roman" w:eastAsia="Times New Roman" w:cs="Times New Roman"/>
                 <w:b w:val="0"/>
+                <w:color w:val="000000"/>
                 <w:sz w:val="22"/>
               </w:rPr>
             </w:r>
@@ -2596,6 +2718,7 @@
               <w:rPr>
                 <w:rFonts w:ascii="Times New Roman" w:hAnsi="Times New Roman" w:eastAsia="Times New Roman" w:cs="Times New Roman"/>
                 <w:b w:val="0"/>
+                <w:color w:val="000000"/>
                 <w:sz w:val="22"/>
               </w:rPr>
             </w:r>
@@ -2614,6 +2737,7 @@
         <w:rPr>
           <w:rFonts w:ascii="Times New Roman" w:hAnsi="Times New Roman" w:eastAsia="Times New Roman" w:cs="Times New Roman"/>
           <w:b/>
+          <w:color w:val="000000"/>
           <w:sz w:val="28"/>
         </w:rPr>
         <w:t>Скриншоты выполнения работы</w:t>
@@ -2629,6 +2753,7 @@
         <w:rPr>
           <w:rFonts w:ascii="Times New Roman" w:hAnsi="Times New Roman" w:eastAsia="Times New Roman" w:cs="Times New Roman"/>
           <w:i/>
+          <w:color w:val="000000"/>
           <w:sz w:val="28"/>
         </w:rPr>
         <w:t>[ Место для скриншота: запуск mock API и вывод health.json ]</w:t>
@@ -2645,6 +2770,7 @@
         <w:rPr>
           <w:rFonts w:ascii="Times New Roman" w:hAnsi="Times New Roman" w:eastAsia="Times New Roman" w:cs="Times New Roman"/>
           <w:i/>
+          <w:color w:val="000000"/>
           <w:sz w:val="28"/>
         </w:rPr>
         <w:t>[ Место для скриншота: коллекция и окружение Postman ]</w:t>
@@ -2661,6 +2787,7 @@
         <w:rPr>
           <w:rFonts w:ascii="Times New Roman" w:hAnsi="Times New Roman" w:eastAsia="Times New Roman" w:cs="Times New Roman"/>
           <w:i/>
+          <w:color w:val="000000"/>
           <w:sz w:val="28"/>
         </w:rPr>
         <w:t>[ Место для скриншота: успешные тесты Postman ]</w:t>
@@ -2677,6 +2804,7 @@
         <w:rPr>
           <w:rFonts w:ascii="Times New Roman" w:hAnsi="Times New Roman" w:eastAsia="Times New Roman" w:cs="Times New Roman"/>
           <w:i/>
+          <w:color w:val="000000"/>
           <w:sz w:val="28"/>
         </w:rPr>
         <w:t>[ Место для скриншота: тест 404 и тест 400 ]</w:t>
@@ -2693,6 +2821,7 @@
         <w:rPr>
           <w:rFonts w:ascii="Times New Roman" w:hAnsi="Times New Roman" w:eastAsia="Times New Roman" w:cs="Times New Roman"/>
           <w:i/>
+          <w:color w:val="000000"/>
           <w:sz w:val="28"/>
         </w:rPr>
         <w:t>[ Место для скриншота: запуск api_client.py и файл students.json ]</w:t>
@@ -2709,6 +2838,7 @@
         <w:rPr>
           <w:rFonts w:ascii="Times New Roman" w:hAnsi="Times New Roman" w:eastAsia="Times New Roman" w:cs="Times New Roman"/>
           <w:i/>
+          <w:color w:val="000000"/>
           <w:sz w:val="28"/>
         </w:rPr>
         <w:t>[ Место для скриншота: сравнение ответов Postman и Python ]</w:t>
@@ -2721,13 +2851,14 @@
         <w:keepNext/>
         <w:keepLines/>
         <w:spacing w:line="240" w:lineRule="auto" w:before="240" w:after="0"/>
-        <w:ind w:firstLine="0" w:left="0"/>
+        <w:ind w:left="0" w:firstLine="0"/>
         <w:jc w:val="both"/>
       </w:pPr>
       <w:r>
         <w:rPr>
           <w:rFonts w:ascii="Times New Roman" w:hAnsi="Times New Roman" w:eastAsia="Times New Roman" w:cs="Times New Roman"/>
           <w:b w:val="0"/>
+          <w:color w:val="000000"/>
           <w:sz w:val="28"/>
         </w:rPr>
         <w:t>Вывод</w:t>
@@ -2743,6 +2874,7 @@
         <w:rPr>
           <w:rFonts w:ascii="Times New Roman" w:hAnsi="Times New Roman" w:eastAsia="Times New Roman" w:cs="Times New Roman"/>
           <w:b w:val="0"/>
+          <w:color w:val="000000"/>
           <w:sz w:val="28"/>
         </w:rPr>
         <w:t>Почему код 200 не доказывает корректность данных? Как вы проверяли поля и количество записей? Что изменится, если сервис начнёт возвращать данные страницами по 5 записей?</w:t>
@@ -2758,6 +2890,7 @@
         <w:rPr>
           <w:rFonts w:ascii="Times New Roman" w:hAnsi="Times New Roman" w:eastAsia="Times New Roman" w:cs="Times New Roman"/>
           <w:b w:val="0"/>
+          <w:color w:val="000000"/>
           <w:sz w:val="28"/>
         </w:rPr>
         <w:t>Какая ошибка была самой трудной и как вы нашли её причину?</w:t>
@@ -2773,9 +2906,9 @@
         <w:rPr>
           <w:rFonts w:ascii="Times New Roman" w:hAnsi="Times New Roman" w:eastAsia="Times New Roman" w:cs="Times New Roman"/>
           <w:b w:val="0"/>
+          <w:color w:val="000000"/>
           <w:sz w:val="28"/>
         </w:rPr>
-        <w:t>________________________________________________________________________</w:t>
       </w:r>
     </w:p>
     <w:p>
@@ -2788,9 +2921,9 @@
         <w:rPr>
           <w:rFonts w:ascii="Times New Roman" w:hAnsi="Times New Roman" w:eastAsia="Times New Roman" w:cs="Times New Roman"/>
           <w:b w:val="0"/>
+          <w:color w:val="000000"/>
           <w:sz w:val="28"/>
         </w:rPr>
-        <w:t>________________________________________________________________________</w:t>
       </w:r>
     </w:p>
     <w:p>
@@ -2803,9 +2936,9 @@
         <w:rPr>
           <w:rFonts w:ascii="Times New Roman" w:hAnsi="Times New Roman" w:eastAsia="Times New Roman" w:cs="Times New Roman"/>
           <w:b w:val="0"/>
+          <w:color w:val="000000"/>
           <w:sz w:val="28"/>
         </w:rPr>
-        <w:t>________________________________________________________________________</w:t>
       </w:r>
     </w:p>
     <w:p>
@@ -2818,9 +2951,9 @@
         <w:rPr>
           <w:rFonts w:ascii="Times New Roman" w:hAnsi="Times New Roman" w:eastAsia="Times New Roman" w:cs="Times New Roman"/>
           <w:b w:val="0"/>
+          <w:color w:val="000000"/>
           <w:sz w:val="28"/>
         </w:rPr>
-        <w:t>________________________________________________________________________</w:t>
       </w:r>
     </w:p>
     <w:p>
@@ -2833,9 +2966,9 @@
         <w:rPr>
           <w:rFonts w:ascii="Times New Roman" w:hAnsi="Times New Roman" w:eastAsia="Times New Roman" w:cs="Times New Roman"/>
           <w:b w:val="0"/>
+          <w:color w:val="000000"/>
           <w:sz w:val="28"/>
         </w:rPr>
-        <w:t>________________________________________________________________________</w:t>
       </w:r>
     </w:p>
     <w:p/>
@@ -3219,6 +3352,7 @@
     </w:pPr>
     <w:rPr>
       <w:rFonts w:ascii="Times New Roman" w:hAnsi="Times New Roman" w:eastAsia="Times New Roman" w:cs="Times New Roman"/>
+      <w:color w:val="000000"/>
       <w:sz w:val="28"/>
     </w:rPr>
   </w:style>
@@ -3278,7 +3412,7 @@
       <w:keepNext/>
       <w:keepLines/>
       <w:spacing w:before="240" w:after="0" w:line="240" w:lineRule="auto"/>
-      <w:ind w:firstLine="0" w:left="0"/>
+      <w:ind w:left="0" w:firstLine="0"/>
       <w:jc w:val="both"/>
       <w:outlineLvl w:val="0"/>
     </w:pPr>
@@ -3286,7 +3420,7 @@
       <w:rFonts w:asciiTheme="majorHAnsi" w:eastAsiaTheme="majorEastAsia" w:hAnsiTheme="majorHAnsi" w:cstheme="majorBidi" w:ascii="Times New Roman" w:hAnsi="Times New Roman" w:eastAsia="Times New Roman" w:cs="Times New Roman"/>
       <w:b w:val="0"/>
       <w:bCs/>
-      <w:color w:val="365F91" w:themeColor="accent1" w:themeShade="BF"/>
+      <w:color w:val="000000"/>
       <w:sz w:val="28"/>
       <w:szCs w:val="28"/>
     </w:rPr>
@@ -3304,7 +3438,7 @@
       <w:keepNext/>
       <w:keepLines/>
       <w:spacing w:before="40" w:after="0" w:line="240" w:lineRule="auto"/>
-      <w:ind w:firstLine="0" w:left="0"/>
+      <w:ind w:left="0" w:firstLine="0"/>
       <w:jc w:val="left"/>
       <w:outlineLvl w:val="1"/>
     </w:pPr>
@@ -3312,7 +3446,7 @@
       <w:rFonts w:asciiTheme="majorHAnsi" w:eastAsiaTheme="majorEastAsia" w:hAnsiTheme="majorHAnsi" w:cstheme="majorBidi" w:ascii="Times New Roman" w:hAnsi="Times New Roman" w:eastAsia="Times New Roman" w:cs="Times New Roman"/>
       <w:b/>
       <w:bCs/>
-      <w:color w:val="4F81BD" w:themeColor="accent1"/>
+      <w:color w:val="000000"/>
       <w:sz w:val="28"/>
       <w:szCs w:val="26"/>
     </w:rPr>
@@ -3649,6 +3783,7 @@
     </w:pPr>
     <w:rPr>
       <w:rFonts w:ascii="Times New Roman" w:hAnsi="Times New Roman" w:eastAsia="Times New Roman" w:cs="Times New Roman"/>
+      <w:color w:val="000000"/>
       <w:sz w:val="28"/>
     </w:rPr>
   </w:style>
